--- a/docs/public/templates/SLCN-submission-template-cn.docx
+++ b/docs/public/templates/SLCN-submission-template-cn.docx
@@ -194,6 +194,90 @@
           <w:i w:val="0"/>
           <w:sz w:val="21"/>
         </w:rPr>
+        <w:t>正文中的文献引用统一写成「方括号编号 + 圆括号」形式，编号与文末「参考文献」清单一致：只引一篇写</w:t>
+      </w:r>
+      <w:r>
+        <w:rPr>
+          <w:rFonts w:ascii="Times New Roman" w:hAnsi="Times New Roman" w:eastAsia="SimSun"/>
+          <w:b w:val="0"/>
+          <w:i w:val="0"/>
+          <w:sz w:val="21"/>
+        </w:rPr>
+        <w:t>（[1]）</w:t>
+      </w:r>
+      <w:r>
+        <w:rPr>
+          <w:rFonts w:ascii="Times New Roman" w:hAnsi="Times New Roman" w:eastAsia="SimSun"/>
+          <w:b w:val="0"/>
+          <w:i w:val="0"/>
+          <w:sz w:val="21"/>
+        </w:rPr>
+        <w:t>；引专著并标页码写</w:t>
+      </w:r>
+      <w:r>
+        <w:rPr>
+          <w:rFonts w:ascii="Times New Roman" w:hAnsi="Times New Roman" w:eastAsia="SimSun"/>
+          <w:b w:val="0"/>
+          <w:i w:val="0"/>
+          <w:sz w:val="21"/>
+        </w:rPr>
+        <w:t>（[3]，第45 页）</w:t>
+      </w:r>
+      <w:r>
+        <w:rPr>
+          <w:rFonts w:ascii="Times New Roman" w:hAnsi="Times New Roman" w:eastAsia="SimSun"/>
+          <w:b w:val="0"/>
+          <w:i w:val="0"/>
+          <w:sz w:val="21"/>
+        </w:rPr>
+        <w:t>；同一处引多篇写</w:t>
+      </w:r>
+      <w:r>
+        <w:rPr>
+          <w:rFonts w:ascii="Times New Roman" w:hAnsi="Times New Roman" w:eastAsia="SimSun"/>
+          <w:b w:val="0"/>
+          <w:i w:val="0"/>
+          <w:sz w:val="21"/>
+        </w:rPr>
+        <w:t>（[1，2]）</w:t>
+      </w:r>
+      <w:r>
+        <w:rPr>
+          <w:rFonts w:ascii="Times New Roman" w:hAnsi="Times New Roman" w:eastAsia="SimSun"/>
+          <w:b w:val="0"/>
+          <w:i w:val="0"/>
+          <w:sz w:val="21"/>
+        </w:rPr>
+        <w:t>；带引导语写</w:t>
+      </w:r>
+      <w:r>
+        <w:rPr>
+          <w:rFonts w:ascii="Times New Roman" w:hAnsi="Times New Roman" w:eastAsia="SimSun"/>
+          <w:b w:val="0"/>
+          <w:i w:val="0"/>
+          <w:sz w:val="21"/>
+        </w:rPr>
+        <w:t>参见（[4]）</w:t>
+      </w:r>
+      <w:r>
+        <w:rPr>
+          <w:rFonts w:ascii="Times New Roman" w:hAnsi="Times New Roman" w:eastAsia="SimSun"/>
+          <w:b w:val="0"/>
+          <w:i w:val="0"/>
+          <w:sz w:val="21"/>
+        </w:rPr>
+        <w:t>。引用标记放在逗号前、句号后。文献示例覆盖以下各类条目：专著（[3]）、译著（[5]）、编著章节（[6]）、会议论文（[7]）、学位论文（[8]）与网络资源（[9]）。</w:t>
+      </w:r>
+    </w:p>
+    <w:p>
+      <w:pPr/>
+      <w:r>
+        <w:rPr>
+          <w:rFonts w:ascii="Times New Roman" w:hAnsi="Times New Roman" w:eastAsia="SimSun"/>
+          <w:b w:val="0"/>
+          <w:i w:val="0"/>
+          <w:sz w:val="21"/>
+        </w:rPr>
         <w:t>正文第二段，含一个脚注示例。</w:t>
       </w:r>
       <w:r>
@@ -232,7 +316,7 @@
           <w:i w:val="0"/>
           <w:sz w:val="24"/>
         </w:rPr>
-        <w:t>新的一节</w:t>
+        <w:t>数学公式与符号</w:t>
       </w:r>
     </w:p>
     <w:p>
@@ -264,7 +348,7 @@
           <w:i w:val="0"/>
           <w:sz w:val="21"/>
         </w:rPr>
-        <w:t>二级标题示例</w:t>
+        <w:t>行内公式与逻辑符号</w:t>
       </w:r>
     </w:p>
     <w:p>
@@ -276,14 +360,600 @@
           <w:i w:val="0"/>
           <w:sz w:val="21"/>
         </w:rPr>
-        <w:t>二级标题下的正文示例。</w:t>
+        <w:t>行内公式示例：设</w:t>
+      </w:r>
+      <m:oMath>
+        <m:sSup>
+          <m:e>
+            <m:r>
+              <m:rPr>
+                <m:sty m:val="p"/>
+              </m:rPr>
+              <m:t xml:space="preserve">x</m:t>
+            </m:r>
+          </m:e>
+          <m:sup>
+            <m:r>
+              <m:rPr>
+                <m:sty m:val="p"/>
+              </m:rPr>
+              <m:t xml:space="preserve">2</m:t>
+            </m:r>
+          </m:sup>
+        </m:sSup>
+        <m:r>
+          <m:rPr>
+            <m:sty m:val="p"/>
+          </m:rPr>
+          <m:t xml:space="preserve">+</m:t>
+        </m:r>
+        <m:sSup>
+          <m:e>
+            <m:r>
+              <m:rPr>
+                <m:sty m:val="p"/>
+              </m:rPr>
+              <m:t xml:space="preserve">y</m:t>
+            </m:r>
+          </m:e>
+          <m:sup>
+            <m:r>
+              <m:rPr>
+                <m:sty m:val="p"/>
+              </m:rPr>
+              <m:t xml:space="preserve">2</m:t>
+            </m:r>
+          </m:sup>
+        </m:sSup>
+        <m:r>
+          <m:rPr>
+            <m:sty m:val="p"/>
+          </m:rPr>
+          <m:t xml:space="preserve">=</m:t>
+        </m:r>
+        <m:sSup>
+          <m:e>
+            <m:r>
+              <m:rPr>
+                <m:sty m:val="p"/>
+              </m:rPr>
+              <m:t xml:space="preserve">r</m:t>
+            </m:r>
+          </m:e>
+          <m:sup>
+            <m:r>
+              <m:rPr>
+                <m:sty m:val="p"/>
+              </m:rPr>
+              <m:t xml:space="preserve">2</m:t>
+            </m:r>
+          </m:sup>
+        </m:sSup>
+      </m:oMath>
+      <w:r>
+        <w:rPr>
+          <w:rFonts w:ascii="Times New Roman" w:hAnsi="Times New Roman" w:eastAsia="SimSun"/>
+          <w:b w:val="0"/>
+          <w:i w:val="0"/>
+          <w:sz w:val="21"/>
+        </w:rPr>
+        <w:t>为圆的方程；函数</w:t>
+      </w:r>
+      <m:oMath>
+        <m:r>
+          <m:rPr>
+            <m:sty m:val="p"/>
+          </m:rPr>
+          <m:t xml:space="preserve">f(x)=</m:t>
+        </m:r>
+        <m:f>
+          <m:num>
+            <m:r>
+              <m:rPr>
+                <m:sty m:val="p"/>
+              </m:rPr>
+              <m:t xml:space="preserve">1</m:t>
+            </m:r>
+          </m:num>
+          <m:den>
+            <m:r>
+              <m:rPr>
+                <m:sty m:val="p"/>
+              </m:rPr>
+              <m:t xml:space="preserve">1+</m:t>
+            </m:r>
+            <m:sSup>
+              <m:e>
+                <m:r>
+                  <m:rPr>
+                    <m:sty m:val="p"/>
+                  </m:rPr>
+                  <m:t xml:space="preserve">e</m:t>
+                </m:r>
+              </m:e>
+              <m:sup>
+                <m:r>
+                  <m:rPr>
+                    <m:sty m:val="p"/>
+                  </m:rPr>
+                  <m:t xml:space="preserve">−x</m:t>
+                </m:r>
+              </m:sup>
+            </m:sSup>
+          </m:den>
+        </m:f>
+      </m:oMath>
+      <w:r>
+        <w:rPr>
+          <w:rFonts w:ascii="Times New Roman" w:hAnsi="Times New Roman" w:eastAsia="SimSun"/>
+          <w:b w:val="0"/>
+          <w:i w:val="0"/>
+          <w:sz w:val="21"/>
+        </w:rPr>
+        <w:t>在实数域上连续；对任意</w:t>
+      </w:r>
+      <m:oMath>
+        <m:r>
+          <m:rPr>
+            <m:sty m:val="p"/>
+          </m:rPr>
+          <m:t xml:space="preserve">ε&gt;0</m:t>
+        </m:r>
+      </m:oMath>
+      <w:r>
+        <w:rPr>
+          <w:rFonts w:ascii="Times New Roman" w:hAnsi="Times New Roman" w:eastAsia="SimSun"/>
+          <w:b w:val="0"/>
+          <w:i w:val="0"/>
+          <w:sz w:val="21"/>
+        </w:rPr>
+        <w:t>，存在</w:t>
+      </w:r>
+      <m:oMath>
+        <m:r>
+          <m:rPr>
+            <m:sty m:val="p"/>
+          </m:rPr>
+          <m:t xml:space="preserve">δ&gt;0</m:t>
+        </m:r>
+      </m:oMath>
+      <w:r>
+        <w:rPr>
+          <w:rFonts w:ascii="Times New Roman" w:hAnsi="Times New Roman" w:eastAsia="SimSun"/>
+          <w:b w:val="0"/>
+          <w:i w:val="0"/>
+          <w:sz w:val="21"/>
+        </w:rPr>
+        <w:t>，当</w:t>
+      </w:r>
+      <m:oMath>
+        <m:r>
+          <m:rPr>
+            <m:sty m:val="p"/>
+          </m:rPr>
+          <m:t xml:space="preserve">|x−</m:t>
+        </m:r>
+        <m:sSub>
+          <m:e>
+            <m:r>
+              <m:rPr>
+                <m:sty m:val="p"/>
+              </m:rPr>
+              <m:t xml:space="preserve">x</m:t>
+            </m:r>
+          </m:e>
+          <m:sub>
+            <m:r>
+              <m:rPr>
+                <m:sty m:val="p"/>
+              </m:rPr>
+              <m:t xml:space="preserve">0</m:t>
+            </m:r>
+          </m:sub>
+        </m:sSub>
+        <m:r>
+          <m:rPr>
+            <m:sty m:val="p"/>
+          </m:rPr>
+          <m:t xml:space="preserve">|&lt;δ</m:t>
+        </m:r>
+      </m:oMath>
+      <w:r>
+        <w:rPr>
+          <w:rFonts w:ascii="Times New Roman" w:hAnsi="Times New Roman" w:eastAsia="SimSun"/>
+          <w:b w:val="0"/>
+          <w:i w:val="0"/>
+          <w:sz w:val="21"/>
+        </w:rPr>
+        <w:t>时有</w:t>
+      </w:r>
+      <m:oMath>
+        <m:r>
+          <m:rPr>
+            <m:sty m:val="p"/>
+          </m:rPr>
+          <m:t xml:space="preserve">|f(x)−f(</m:t>
+        </m:r>
+        <m:sSub>
+          <m:e>
+            <m:r>
+              <m:rPr>
+                <m:sty m:val="p"/>
+              </m:rPr>
+              <m:t xml:space="preserve">x</m:t>
+            </m:r>
+          </m:e>
+          <m:sub>
+            <m:r>
+              <m:rPr>
+                <m:sty m:val="p"/>
+              </m:rPr>
+              <m:t xml:space="preserve">0</m:t>
+            </m:r>
+          </m:sub>
+        </m:sSub>
+        <m:r>
+          <m:rPr>
+            <m:sty m:val="p"/>
+          </m:rPr>
+          <m:t xml:space="preserve">)|&lt;ε</m:t>
+        </m:r>
+      </m:oMath>
+      <w:r>
+        <w:rPr>
+          <w:rFonts w:ascii="Times New Roman" w:hAnsi="Times New Roman" w:eastAsia="SimSun"/>
+          <w:b w:val="0"/>
+          <w:i w:val="0"/>
+          <w:sz w:val="21"/>
+        </w:rPr>
+        <w:t>。</w:t>
+      </w:r>
+    </w:p>
+    <w:p>
+      <w:pPr/>
+      <w:r>
+        <w:rPr>
+          <w:rFonts w:ascii="Times New Roman" w:hAnsi="Times New Roman" w:eastAsia="SimSun"/>
+          <w:b w:val="0"/>
+          <w:i w:val="0"/>
+          <w:sz w:val="21"/>
+        </w:rPr>
+        <w:t>逻辑符号示例（请直接输入 Unicode 字符，不要使用符号字体）：¬、∧、∨、→、↔、∀、∃、⊢、⊨、□、◇、∈、⊆。</w:t>
       </w:r>
     </w:p>
     <w:p>
       <w:pPr>
-        <w:spacing w:before="156" w:after="160" w:line="302" w:lineRule="exact"/>
-        <w:ind w:leftChars="200" w:left="420" w:rightChars="200" w:right="420" w:firstLineChars="200" w:firstLine="420"/>
+        <w:pStyle w:val="Heading2"/>
       </w:pPr>
+      <w:r>
+        <w:rPr>
+          <w:rFonts w:ascii="Times New Roman" w:hAnsi="Times New Roman" w:eastAsia="SimHei"/>
+          <w:b/>
+          <w:i w:val="0"/>
+          <w:sz w:val="21"/>
+        </w:rPr>
+        <w:t>2.2</w:t>
+      </w:r>
+      <w:r>
+        <w:rPr>
+          <w:rFonts w:ascii="Times New Roman" w:hAnsi="Times New Roman" w:eastAsia="SimHei"/>
+          <w:b w:val="0"/>
+          <w:i w:val="0"/>
+          <w:sz w:val="21"/>
+        </w:rPr>
+        <w:t xml:space="preserve">　</w:t>
+      </w:r>
+      <w:r>
+        <w:rPr>
+          <w:rFonts w:ascii="Times New Roman" w:hAnsi="Times New Roman" w:eastAsia="SimHei"/>
+          <w:b w:val="0"/>
+          <w:i w:val="0"/>
+          <w:sz w:val="21"/>
+        </w:rPr>
+        <w:t>独立公式</w:t>
+      </w:r>
+    </w:p>
+    <w:p>
+      <w:pPr>
+        <w:spacing w:before="120" w:after="120" w:line="240" w:lineRule="auto"/>
+        <w:ind w:firstLine="0"/>
+        <w:jc w:val="center"/>
+      </w:pPr>
+      <m:oMathPara>
+        <m:oMath>
+          <m:r>
+            <m:rPr>
+              <m:sty m:val="p"/>
+            </m:rPr>
+            <m:t xml:space="preserve">f(x)=</m:t>
+          </m:r>
+          <m:f>
+            <m:num>
+              <m:r>
+                <m:rPr>
+                  <m:sty m:val="p"/>
+                </m:rPr>
+                <m:t xml:space="preserve">1</m:t>
+              </m:r>
+            </m:num>
+            <m:den>
+              <m:r>
+                <m:rPr>
+                  <m:sty m:val="p"/>
+                </m:rPr>
+                <m:t xml:space="preserve">1+</m:t>
+              </m:r>
+              <m:sSup>
+                <m:e>
+                  <m:r>
+                    <m:rPr>
+                      <m:sty m:val="p"/>
+                    </m:rPr>
+                    <m:t xml:space="preserve">e</m:t>
+                  </m:r>
+                </m:e>
+                <m:sup>
+                  <m:r>
+                    <m:rPr>
+                      <m:sty m:val="p"/>
+                    </m:rPr>
+                    <m:t xml:space="preserve">−x</m:t>
+                  </m:r>
+                </m:sup>
+              </m:sSup>
+            </m:den>
+          </m:f>
+        </m:oMath>
+      </m:oMathPara>
+    </w:p>
+    <w:p>
+      <w:pPr>
+        <w:spacing w:before="120" w:after="120" w:line="240" w:lineRule="auto"/>
+        <w:ind w:firstLine="0"/>
+        <w:jc w:val="center"/>
+      </w:pPr>
+      <m:oMathPara>
+        <m:oMath>
+          <m:sSup>
+            <m:e>
+              <m:r>
+                <m:rPr>
+                  <m:sty m:val="p"/>
+                </m:rPr>
+                <m:t xml:space="preserve">(a+b)</m:t>
+              </m:r>
+            </m:e>
+            <m:sup>
+              <m:r>
+                <m:rPr>
+                  <m:sty m:val="p"/>
+                </m:rPr>
+                <m:t xml:space="preserve">2</m:t>
+              </m:r>
+            </m:sup>
+          </m:sSup>
+          <m:r>
+            <m:rPr>
+              <m:sty m:val="p"/>
+            </m:rPr>
+            <m:t xml:space="preserve">=</m:t>
+          </m:r>
+          <m:sSup>
+            <m:e>
+              <m:r>
+                <m:rPr>
+                  <m:sty m:val="p"/>
+                </m:rPr>
+                <m:t xml:space="preserve">a</m:t>
+              </m:r>
+            </m:e>
+            <m:sup>
+              <m:r>
+                <m:rPr>
+                  <m:sty m:val="p"/>
+                </m:rPr>
+                <m:t xml:space="preserve">2</m:t>
+              </m:r>
+            </m:sup>
+          </m:sSup>
+          <m:r>
+            <m:rPr>
+              <m:sty m:val="p"/>
+            </m:rPr>
+            <m:t xml:space="preserve">+2ab+</m:t>
+          </m:r>
+          <m:sSup>
+            <m:e>
+              <m:r>
+                <m:rPr>
+                  <m:sty m:val="p"/>
+                </m:rPr>
+                <m:t xml:space="preserve">b</m:t>
+              </m:r>
+            </m:e>
+            <m:sup>
+              <m:r>
+                <m:rPr>
+                  <m:sty m:val="p"/>
+                </m:rPr>
+                <m:t xml:space="preserve">2</m:t>
+              </m:r>
+            </m:sup>
+          </m:sSup>
+        </m:oMath>
+      </m:oMathPara>
+    </w:p>
+    <w:p>
+      <w:pPr>
+        <w:spacing w:before="120" w:after="120" w:line="240" w:lineRule="auto"/>
+        <w:ind w:firstLine="0"/>
+        <w:jc w:val="center"/>
+      </w:pPr>
+      <m:oMathPara>
+        <m:oMath>
+          <m:sSup>
+            <m:e>
+              <m:r>
+                <m:rPr>
+                  <m:sty m:val="p"/>
+                </m:rPr>
+                <m:t xml:space="preserve">α</m:t>
+              </m:r>
+            </m:e>
+            <m:sup>
+              <m:r>
+                <m:rPr>
+                  <m:sty m:val="p"/>
+                </m:rPr>
+                <m:t xml:space="preserve">2</m:t>
+              </m:r>
+            </m:sup>
+          </m:sSup>
+          <m:r>
+            <m:rPr>
+              <m:sty m:val="p"/>
+            </m:rPr>
+            <m:t xml:space="preserve">+</m:t>
+          </m:r>
+          <m:sSup>
+            <m:e>
+              <m:r>
+                <m:rPr>
+                  <m:sty m:val="p"/>
+                </m:rPr>
+                <m:t xml:space="preserve">β</m:t>
+              </m:r>
+            </m:e>
+            <m:sup>
+              <m:r>
+                <m:rPr>
+                  <m:sty m:val="p"/>
+                </m:rPr>
+                <m:t xml:space="preserve">2</m:t>
+              </m:r>
+            </m:sup>
+          </m:sSup>
+          <m:r>
+            <m:rPr>
+              <m:sty m:val="p"/>
+            </m:rPr>
+            <m:t xml:space="preserve">≥2αβ</m:t>
+          </m:r>
+        </m:oMath>
+      </m:oMathPara>
+    </w:p>
+    <w:p>
+      <w:pPr>
+        <w:spacing w:before="120" w:after="120" w:line="240" w:lineRule="auto"/>
+        <w:ind w:firstLine="0"/>
+        <w:jc w:val="center"/>
+      </w:pPr>
+      <m:oMathPara>
+        <m:oMath>
+          <m:nary>
+            <m:naryPr>
+              <m:chr m:val="∑"/>
+              <m:limLoc m:val="undOvr"/>
+              <m:subHide m:val="0"/>
+              <m:supHide m:val="0"/>
+            </m:naryPr>
+            <m:sub>
+              <m:r>
+                <m:rPr>
+                  <m:sty m:val="p"/>
+                </m:rPr>
+                <m:t xml:space="preserve">i=1</m:t>
+              </m:r>
+            </m:sub>
+            <m:sup>
+              <m:r>
+                <m:rPr>
+                  <m:sty m:val="p"/>
+                </m:rPr>
+                <m:t xml:space="preserve">n</m:t>
+              </m:r>
+            </m:sup>
+            <m:e>
+              <m:r>
+                <m:rPr>
+                  <m:sty m:val="p"/>
+                </m:rPr>
+                <m:t xml:space="preserve">i</m:t>
+              </m:r>
+            </m:e>
+          </m:nary>
+          <m:r>
+            <m:rPr>
+              <m:sty m:val="p"/>
+            </m:rPr>
+            <m:t xml:space="preserve">=</m:t>
+          </m:r>
+          <m:f>
+            <m:num>
+              <m:r>
+                <m:rPr>
+                  <m:sty m:val="p"/>
+                </m:rPr>
+                <m:t xml:space="preserve">n(n+1)</m:t>
+              </m:r>
+            </m:num>
+            <m:den>
+              <m:r>
+                <m:rPr>
+                  <m:sty m:val="p"/>
+                </m:rPr>
+                <m:t xml:space="preserve">2</m:t>
+              </m:r>
+            </m:den>
+          </m:f>
+        </m:oMath>
+      </m:oMathPara>
+    </w:p>
+    <w:p>
+      <w:pPr>
+        <w:pStyle w:val="Heading1"/>
+      </w:pPr>
+      <w:r>
+        <w:rPr>
+          <w:rFonts w:ascii="Times New Roman" w:hAnsi="Times New Roman" w:eastAsia="SimHei"/>
+          <w:b/>
+          <w:i w:val="0"/>
+          <w:sz w:val="24"/>
+        </w:rPr>
+        <w:t>3</w:t>
+      </w:r>
+      <w:r>
+        <w:rPr>
+          <w:rFonts w:ascii="Times New Roman" w:hAnsi="Times New Roman" w:eastAsia="SimHei"/>
+          <w:b w:val="0"/>
+          <w:i w:val="0"/>
+          <w:sz w:val="24"/>
+        </w:rPr>
+        <w:t xml:space="preserve">　</w:t>
+      </w:r>
+      <w:r>
+        <w:rPr>
+          <w:rFonts w:ascii="Times New Roman" w:hAnsi="Times New Roman" w:eastAsia="SimHei"/>
+          <w:b w:val="0"/>
+          <w:i w:val="0"/>
+          <w:sz w:val="24"/>
+        </w:rPr>
+        <w:t>定理、引理与证明</w:t>
+      </w:r>
+    </w:p>
+    <w:p>
+      <w:pPr>
+        <w:ind w:firstLine="420"/>
+      </w:pPr>
+      <w:r>
+        <w:rPr>
+          <w:rFonts w:ascii="Times New Roman" w:hAnsi="Times New Roman" w:eastAsia="SimHei"/>
+          <w:b w:val="0"/>
+          <w:i w:val="0"/>
+          <w:sz w:val="21"/>
+        </w:rPr>
+        <w:t>定理1</w:t>
+      </w:r>
       <w:r>
         <w:rPr>
           <w:rFonts w:ascii="Times New Roman" w:hAnsi="Times New Roman" w:eastAsia="KaiTi"/>
@@ -291,7 +961,115 @@
           <w:i w:val="0"/>
           <w:sz w:val="21"/>
         </w:rPr>
-        <w:t>引用块示例。</w:t>
+        <w:t xml:space="preserve">　若公式成立且条件满足，则结论成立。</w:t>
+      </w:r>
+    </w:p>
+    <w:p>
+      <w:pPr>
+        <w:ind w:firstLine="420"/>
+      </w:pPr>
+      <w:r>
+        <w:rPr>
+          <w:rFonts w:ascii="Times New Roman" w:hAnsi="Times New Roman" w:eastAsia="SimHei"/>
+          <w:b w:val="0"/>
+          <w:i w:val="0"/>
+          <w:sz w:val="21"/>
+        </w:rPr>
+        <w:t>引理1</w:t>
+      </w:r>
+      <w:r>
+        <w:rPr>
+          <w:rFonts w:ascii="Times New Roman" w:hAnsi="Times New Roman" w:eastAsia="KaiTi"/>
+          <w:b w:val="0"/>
+          <w:i w:val="0"/>
+          <w:sz w:val="21"/>
+        </w:rPr>
+        <w:t xml:space="preserve">　由定义可直接验证辅助结论。</w:t>
+      </w:r>
+    </w:p>
+    <w:p>
+      <w:pPr>
+        <w:ind w:firstLine="420"/>
+      </w:pPr>
+      <w:r>
+        <w:rPr>
+          <w:rFonts w:ascii="Times New Roman" w:hAnsi="Times New Roman" w:eastAsia="SimHei"/>
+          <w:b w:val="0"/>
+          <w:i w:val="0"/>
+          <w:sz w:val="21"/>
+        </w:rPr>
+        <w:t>定义1</w:t>
+      </w:r>
+      <w:r>
+        <w:rPr>
+          <w:rFonts w:ascii="Times New Roman" w:hAnsi="Times New Roman" w:eastAsia="SimSun"/>
+          <w:b w:val="0"/>
+          <w:i w:val="0"/>
+          <w:sz w:val="21"/>
+        </w:rPr>
+        <w:t xml:space="preserve">　若对象满足给定条件，则称该对象为某类对象。</w:t>
+      </w:r>
+    </w:p>
+    <w:p>
+      <w:pPr/>
+      <w:r>
+        <w:rPr>
+          <w:rFonts w:ascii="Times New Roman" w:hAnsi="Times New Roman" w:eastAsia="KaiTi"/>
+          <w:b w:val="0"/>
+          <w:i w:val="0"/>
+          <w:sz w:val="21"/>
+        </w:rPr>
+        <w:t>证明.</w:t>
+      </w:r>
+      <w:r>
+        <w:rPr>
+          <w:rFonts w:ascii="Times New Roman" w:hAnsi="Times New Roman" w:eastAsia="SimSun"/>
+          <w:b w:val="0"/>
+          <w:i w:val="0"/>
+          <w:sz w:val="21"/>
+        </w:rPr>
+        <w:t xml:space="preserve">　由定理1 直接可得。</w:t>
+      </w:r>
+      <w:r>
+        <w:rPr>
+          <w:rFonts w:ascii="Times New Roman" w:hAnsi="Times New Roman" w:eastAsia="SimSun"/>
+          <w:b w:val="0"/>
+          <w:i w:val="0"/>
+          <w:sz w:val="21"/>
+        </w:rPr>
+        <w:t xml:space="preserve">　□</w:t>
+      </w:r>
+    </w:p>
+    <w:p>
+      <w:pPr>
+        <w:pStyle w:val="Heading1"/>
+      </w:pPr>
+      <w:r>
+        <w:rPr>
+          <w:rFonts w:ascii="Times New Roman" w:hAnsi="Times New Roman" w:eastAsia="SimHei"/>
+          <w:b/>
+          <w:i w:val="0"/>
+          <w:sz w:val="24"/>
+        </w:rPr>
+        <w:t>4</w:t>
+      </w:r>
+      <w:r>
+        <w:rPr>
+          <w:rFonts w:ascii="Times New Roman" w:hAnsi="Times New Roman" w:eastAsia="SimHei"/>
+          <w:b w:val="0"/>
+          <w:i w:val="0"/>
+          <w:sz w:val="24"/>
+        </w:rPr>
+        <w:t xml:space="preserve">　</w:t>
+      </w:r>
+      <w:r>
+        <w:rPr>
+          <w:rFonts w:ascii="Times New Roman" w:hAnsi="Times New Roman" w:eastAsia="SimHei"/>
+          <w:b w:val="0"/>
+          <w:i w:val="0"/>
+          <w:sz w:val="24"/>
+        </w:rPr>
+        <w:t>图表示例</w:t>
       </w:r>
     </w:p>
     <w:p>
@@ -307,7 +1085,7 @@
           <w:i w:val="0"/>
           <w:sz w:val="18"/>
         </w:rPr>
-        <w:t>（此处插入图片）</w:t>
+        <w:t>（此处插入图片：请单独成段插入 PNG/JPG）</w:t>
       </w:r>
     </w:p>
     <w:p>
@@ -528,25 +1306,7 @@
           <w:i w:val="0"/>
           <w:sz w:val="18"/>
         </w:rPr>
-        <w:t>[1]</w:t>
-      </w:r>
-      <w:r>
-        <w:rPr>
-          <w:rFonts w:ascii="Times New Roman" w:hAnsi="Times New Roman" w:eastAsia="SimSun"/>
-          <w:b w:val="0"/>
-          <w:i w:val="0"/>
-          <w:sz w:val="18"/>
-        </w:rPr>
-        <w:tab/>
-      </w:r>
-      <w:r>
-        <w:rPr>
-          <w:rFonts w:ascii="Times New Roman" w:hAnsi="Times New Roman" w:eastAsia="SimSun"/>
-          <w:b w:val="0"/>
-          <w:i w:val="0"/>
-          <w:sz w:val="18"/>
-        </w:rPr>
-        <w:t>作者姓名. 论文题名[J]. 期刊名称, 2020, 12(3): 45–67.</w:t>
+        <w:t>[1] 作者甲，作者乙，“中文期刊论文题名”，逻辑学研究，2023 年第4 期，第12–28 页。</w:t>
       </w:r>
     </w:p>
     <w:p>
@@ -562,8 +1322,15 @@
           <w:i w:val="0"/>
           <w:sz w:val="18"/>
         </w:rPr>
-        <w:t>[2]</w:t>
+        <w:t>[2] A. Alpha and B. Beta, 2021, “An English Journal Article Title”, Studies in Logic, 14(2): 101–120.</w:t>
       </w:r>
+    </w:p>
+    <w:p>
+      <w:pPr>
+        <w:spacing w:before="0" w:after="45" w:line="281" w:lineRule="exact"/>
+        <w:ind w:left="408" w:leftChars="0" w:hanging="408"/>
+        <w:jc w:val="left"/>
+      </w:pPr>
       <w:r>
         <w:rPr>
           <w:rFonts w:ascii="Times New Roman" w:hAnsi="Times New Roman" w:eastAsia="SimSun"/>
@@ -571,8 +1338,15 @@
           <w:i w:val="0"/>
           <w:sz w:val="18"/>
         </w:rPr>
-        <w:tab/>
+        <w:t>[3] 作者丙，中文图书书名，北京：某某出版社，2019 年。</w:t>
       </w:r>
+    </w:p>
+    <w:p>
+      <w:pPr>
+        <w:spacing w:before="0" w:after="45" w:line="281" w:lineRule="exact"/>
+        <w:ind w:left="408" w:leftChars="0" w:hanging="408"/>
+        <w:jc w:val="left"/>
+      </w:pPr>
       <w:r>
         <w:rPr>
           <w:rFonts w:ascii="Times New Roman" w:hAnsi="Times New Roman" w:eastAsia="SimSun"/>
@@ -580,7 +1354,87 @@
           <w:i w:val="0"/>
           <w:sz w:val="18"/>
         </w:rPr>
-        <w:t>Author, A. Title of the paper[J]. Studies in Logic, 2021, 14(3): 21–35.</w:t>
+        <w:t>[4] C. Gamma, 2018, An English Book Title, Dordrecht: Example Press.</w:t>
+      </w:r>
+    </w:p>
+    <w:p>
+      <w:pPr>
+        <w:spacing w:before="0" w:after="45" w:line="281" w:lineRule="exact"/>
+        <w:ind w:left="408" w:leftChars="0" w:hanging="408"/>
+        <w:jc w:val="left"/>
+      </w:pPr>
+      <w:r>
+        <w:rPr>
+          <w:rFonts w:ascii="Times New Roman" w:hAnsi="Times New Roman" w:eastAsia="SimSun"/>
+          <w:b w:val="0"/>
+          <w:i w:val="0"/>
+          <w:sz w:val="18"/>
+        </w:rPr>
+        <w:t>[5] 作者丁，中文译著书名，作者戊译，上海：某某出版社，2020 年。</w:t>
+      </w:r>
+    </w:p>
+    <w:p>
+      <w:pPr>
+        <w:spacing w:before="0" w:after="45" w:line="281" w:lineRule="exact"/>
+        <w:ind w:left="408" w:leftChars="0" w:hanging="408"/>
+        <w:jc w:val="left"/>
+      </w:pPr>
+      <w:r>
+        <w:rPr>
+          <w:rFonts w:ascii="Times New Roman" w:hAnsi="Times New Roman" w:eastAsia="SimSun"/>
+          <w:b w:val="0"/>
+          <w:i w:val="0"/>
+          <w:sz w:val="18"/>
+        </w:rPr>
+        <w:t>[6] 作者己，“编著章节题名”，编者庚（编），文集书名，北京：某某出版社，2017 年，第33–50 页。</w:t>
+      </w:r>
+    </w:p>
+    <w:p>
+      <w:pPr>
+        <w:spacing w:before="0" w:after="45" w:line="281" w:lineRule="exact"/>
+        <w:ind w:left="408" w:leftChars="0" w:hanging="408"/>
+        <w:jc w:val="left"/>
+      </w:pPr>
+      <w:r>
+        <w:rPr>
+          <w:rFonts w:ascii="Times New Roman" w:hAnsi="Times New Roman" w:eastAsia="SimSun"/>
+          <w:b w:val="0"/>
+          <w:i w:val="0"/>
+          <w:sz w:val="18"/>
+        </w:rPr>
+        <w:t>[7] 作者辛，“会议论文题名”，会议论文集，广州：某某出版社，2022 年，第7–15 页。</w:t>
+      </w:r>
+    </w:p>
+    <w:p>
+      <w:pPr>
+        <w:spacing w:before="0" w:after="45" w:line="281" w:lineRule="exact"/>
+        <w:ind w:left="408" w:leftChars="0" w:hanging="408"/>
+        <w:jc w:val="left"/>
+      </w:pPr>
+      <w:r>
+        <w:rPr>
+          <w:rFonts w:ascii="Times New Roman" w:hAnsi="Times New Roman" w:eastAsia="SimSun"/>
+          <w:b w:val="0"/>
+          <w:i w:val="0"/>
+          <w:sz w:val="18"/>
+        </w:rPr>
+        <w:t>[8] 作者壬，中文学位论文题名，博士学位论文，某某大学，2016 年。</w:t>
+      </w:r>
+    </w:p>
+    <w:p>
+      <w:pPr>
+        <w:spacing w:before="0" w:after="45" w:line="281" w:lineRule="exact"/>
+        <w:ind w:left="408" w:leftChars="0" w:hanging="408"/>
+        <w:jc w:val="left"/>
+      </w:pPr>
+      <w:r>
+        <w:rPr>
+          <w:rFonts w:ascii="Times New Roman" w:hAnsi="Times New Roman" w:eastAsia="SimSun"/>
+          <w:b w:val="0"/>
+          <w:i w:val="0"/>
+          <w:sz w:val="18"/>
+        </w:rPr>
+        <w:t>[9] 作者癸，2024 年，网络资源题名，https://example.org/entry。</w:t>
       </w:r>
     </w:p>
     <w:p>

--- a/docs/public/templates/SLCN-submission-template-cn.docx
+++ b/docs/public/templates/SLCN-submission-template-cn.docx
@@ -29,7 +29,7 @@
           <w:i w:val="0"/>
           <w:sz w:val="24"/>
         </w:rPr>
-        <w:t>第一作者</w:t>
+        <w:t>张三　李四　王五</w:t>
       </w:r>
       <w:r>
         <w:rPr>
@@ -194,7 +194,7 @@
           <w:i w:val="0"/>
           <w:sz w:val="21"/>
         </w:rPr>
-        <w:t>正文中的文献引用统一写成「方括号编号 + 圆括号」形式，编号与文末「参考文献」清单一致：只引一篇写</w:t>
+        <w:t>正文中的文献引用一般直接加括号写在正文里，例如只引一篇写</w:t>
       </w:r>
       <w:r>
         <w:rPr>
@@ -212,7 +212,7 @@
           <w:i w:val="0"/>
           <w:sz w:val="21"/>
         </w:rPr>
-        <w:t>；引专著并标页码写</w:t>
+        <w:t>；引专著并标具体页码写</w:t>
       </w:r>
       <w:r>
         <w:rPr>
@@ -221,7 +221,7 @@
           <w:i w:val="0"/>
           <w:sz w:val="21"/>
         </w:rPr>
-        <w:t>（[3]，第45 页）</w:t>
+        <w:t>（[2]，第45 页）</w:t>
       </w:r>
       <w:r>
         <w:rPr>
@@ -230,7 +230,7 @@
           <w:i w:val="0"/>
           <w:sz w:val="21"/>
         </w:rPr>
-        <w:t>；同一处引多篇写</w:t>
+        <w:t>；同一处引多篇文献时只写一个括号、序号由小到大，如</w:t>
       </w:r>
       <w:r>
         <w:rPr>
@@ -239,7 +239,7 @@
           <w:i w:val="0"/>
           <w:sz w:val="21"/>
         </w:rPr>
-        <w:t>（[1，2]）</w:t>
+        <w:t>（[1，5，6]）</w:t>
       </w:r>
       <w:r>
         <w:rPr>
@@ -248,7 +248,7 @@
           <w:i w:val="0"/>
           <w:sz w:val="21"/>
         </w:rPr>
-        <w:t>；带引导语写</w:t>
+        <w:t>；带引导语（参见、参看、详见等）时编号不加括号，写</w:t>
       </w:r>
       <w:r>
         <w:rPr>
@@ -257,7 +257,7 @@
           <w:i w:val="0"/>
           <w:sz w:val="21"/>
         </w:rPr>
-        <w:t>参见（[4]）</w:t>
+        <w:t>参见文献[4]</w:t>
       </w:r>
       <w:r>
         <w:rPr>
@@ -266,7 +266,19 @@
           <w:i w:val="0"/>
           <w:sz w:val="21"/>
         </w:rPr>
-        <w:t>。引用标记放在逗号前、句号后。文献示例覆盖以下各类条目：专著（[3]）、译著（[5]）、编著章节（[6]）、会议论文（[7]）、学位论文（[8]）与网络资源（[9]）。</w:t>
+        <w:t>。引用标记放在逗号前、句号后；摘要中不使用引用编号，按「作者（年份）」叙述。</w:t>
+      </w:r>
+    </w:p>
+    <w:p>
+      <w:pPr/>
+      <w:r>
+        <w:rPr>
+          <w:rFonts w:ascii="Times New Roman" w:hAnsi="Times New Roman" w:eastAsia="SimSun"/>
+          <w:b w:val="0"/>
+          <w:i w:val="0"/>
+          <w:sz w:val="21"/>
+        </w:rPr>
+        <w:t>本模板示例共引用 8 类文献：中文期刊（[1]）、中文图书（[2]）、中文译著（[3]）、中文学位论文（[4]）、英文期刊（[5]）、英文编著章节（[6]）、英文图书（[7]）、网络资源（[8]）。</w:t>
       </w:r>
     </w:p>
     <w:p>
@@ -1306,7 +1318,7 @@
           <w:i w:val="0"/>
           <w:sz w:val="18"/>
         </w:rPr>
-        <w:t>[1] 作者甲，作者乙，“中文期刊论文题名”，逻辑学研究，2023 年第4 期，第12–28 页。</w:t>
+        <w:t>[1] 常思礼，“试释《文心雕龙》中的‘诡’”，中北大学学报（社会科学版），2023 年第3 期，第24–31 页。</w:t>
       </w:r>
     </w:p>
     <w:p>
@@ -1322,7 +1334,7 @@
           <w:i w:val="0"/>
           <w:sz w:val="18"/>
         </w:rPr>
-        <w:t>[2] A. Alpha and B. Beta, 2021, “An English Journal Article Title”, Studies in Logic, 14(2): 101–120.</w:t>
+        <w:t>[2] 汪奠基，中国逻辑思想史，武汉：武汉大学出版社，2012 年。</w:t>
       </w:r>
     </w:p>
     <w:p>
@@ -1338,7 +1350,7 @@
           <w:i w:val="0"/>
           <w:sz w:val="18"/>
         </w:rPr>
-        <w:t>[3] 作者丙，中文图书书名，北京：某某出版社，2019 年。</w:t>
+        <w:t>[3] 弗雷格，算术基础，王路译，北京：商务印书馆，1998 年。</w:t>
       </w:r>
     </w:p>
     <w:p>
@@ -1354,7 +1366,7 @@
           <w:i w:val="0"/>
           <w:sz w:val="18"/>
         </w:rPr>
-        <w:t>[4] C. Gamma, 2018, An English Book Title, Dordrecht: Example Press.</w:t>
+        <w:t>[4] 吴梅红，基于动态认知逻辑的多主体系统知识推理研究，2009 年，厦门大学博士学位论文。</w:t>
       </w:r>
     </w:p>
     <w:p>
@@ -1370,7 +1382,7 @@
           <w:i w:val="0"/>
           <w:sz w:val="18"/>
         </w:rPr>
-        <w:t>[5] 作者丁，中文译著书名，作者戊译，上海：某某出版社，2020 年。</w:t>
+        <w:t>[5] P. Benacerraf, 1981, “Frege: The Last Logicist”, Midwest Studies in Philosophy, 6(1): 17–35.</w:t>
       </w:r>
     </w:p>
     <w:p>
@@ -1386,7 +1398,7 @@
           <w:i w:val="0"/>
           <w:sz w:val="18"/>
         </w:rPr>
-        <w:t>[6] 作者己，“编著章节题名”，编者庚（编），文集书名，北京：某某出版社，2017 年，第33–50 页。</w:t>
+        <w:t>[6] K. Gödel, 1995, “Some Basic Theorems on the Foundations of Mathematics and Their Implications”, in S. Feferman et al. (eds.), Kurt Gödel Collected Works, Volume III: Unpublished Essays and Lectures, pp. 304–323, Oxford: Oxford University Press.</w:t>
       </w:r>
     </w:p>
     <w:p>
@@ -1402,7 +1414,7 @@
           <w:i w:val="0"/>
           <w:sz w:val="18"/>
         </w:rPr>
-        <w:t>[7] 作者辛，“会议论文题名”，会议论文集，广州：某某出版社，2022 年，第7–15 页。</w:t>
+        <w:t>[7] J. Bennett, 1988, Events and Their Names, Oxford: Oxford University Press.</w:t>
       </w:r>
     </w:p>
     <w:p>
@@ -1418,23 +1430,7 @@
           <w:i w:val="0"/>
           <w:sz w:val="18"/>
         </w:rPr>
-        <w:t>[8] 作者壬，中文学位论文题名，博士学位论文，某某大学，2016 年。</w:t>
-      </w:r>
-    </w:p>
-    <w:p>
-      <w:pPr>
-        <w:spacing w:before="0" w:after="45" w:line="281" w:lineRule="exact"/>
-        <w:ind w:left="408" w:leftChars="0" w:hanging="408"/>
-        <w:jc w:val="left"/>
-      </w:pPr>
-      <w:r>
-        <w:rPr>
-          <w:rFonts w:ascii="Times New Roman" w:hAnsi="Times New Roman" w:eastAsia="SimSun"/>
-          <w:b w:val="0"/>
-          <w:i w:val="0"/>
-          <w:sz w:val="18"/>
-        </w:rPr>
-        <w:t>[9] 作者癸，2024 年，网络资源题名，https://example.org/entry。</w:t>
+        <w:t>[8] P. Bartha, 2019, “Analogy and Analogical Reasoning”, in E. N. Zalta (ed.), The Stanford Encyclopedia of Philosophy (Spring 2019 Edition), https://plato.stanford.edu/archives/spr2019/entries/reasoning-analogy/.</w:t>
       </w:r>
     </w:p>
     <w:p>
@@ -1477,7 +1473,7 @@
           <w:i w:val="0"/>
           <w:sz w:val="21"/>
         </w:rPr>
-        <w:t>First Author</w:t>
+        <w:t>First Author　Second Author　Third Author</w:t>
       </w:r>
       <w:r>
         <w:rPr>
@@ -1598,13 +1594,50 @@
         </w:rPr>
         <w:t xml:space="preserve">作者信息：</w:t>
       </w:r>
+    </w:p>
+    <w:p>
+      <w:pPr>
+        <w:pStyle w:val="FootnoteText"/>
+        <w:spacing w:before="0" w:after="0" w:line="234" w:lineRule="exact"/>
+        <w:ind w:left="300" w:leftChars="0"/>
+      </w:pPr>
       <w:r>
         <w:rPr>
           <w:rFonts w:ascii="Times New Roman" w:hAnsi="Times New Roman" w:eastAsia="SimSun"/>
           <w:sz w:val="15"/>
           <w:szCs w:val="15"/>
         </w:rPr>
-        <w:t xml:space="preserve">第一作者，单位名称（到系所），城市 邮编；E-mail：xxxx@xxxx.xxx</w:t>
+        <w:t xml:space="preserve">张三，中山大学哲学系，E-mail：zhangsan@example.edu.cn。</w:t>
+      </w:r>
+    </w:p>
+    <w:p>
+      <w:pPr>
+        <w:pStyle w:val="FootnoteText"/>
+        <w:spacing w:before="0" w:after="0" w:line="234" w:lineRule="exact"/>
+        <w:ind w:left="300" w:leftChars="0"/>
+      </w:pPr>
+      <w:r>
+        <w:rPr>
+          <w:rFonts w:ascii="Times New Roman" w:hAnsi="Times New Roman" w:eastAsia="SimSun"/>
+          <w:sz w:val="15"/>
+          <w:szCs w:val="15"/>
+        </w:rPr>
+        <w:t xml:space="preserve">李四，北京大学哲学系，E-mail：lisi@example.edu.cn。</w:t>
+      </w:r>
+    </w:p>
+    <w:p>
+      <w:pPr>
+        <w:pStyle w:val="FootnoteText"/>
+        <w:spacing w:before="0" w:after="0" w:line="234" w:lineRule="exact"/>
+        <w:ind w:left="300" w:leftChars="0"/>
+      </w:pPr>
+      <w:r>
+        <w:rPr>
+          <w:rFonts w:ascii="Times New Roman" w:hAnsi="Times New Roman" w:eastAsia="SimSun"/>
+          <w:sz w:val="15"/>
+          <w:szCs w:val="15"/>
+        </w:rPr>
+        <w:t xml:space="preserve">王五，复旦大学哲学学院，E-mail：wangwu@example.edu.cn。</w:t>
       </w:r>
     </w:p>
     <w:p>
@@ -1707,7 +1740,27 @@
         <w:t xml:space="preserve">First Author</w:t>
       </w:r>
       <w:r>
-        <w:t xml:space="preserve">　</w:t>
+        <w:rPr>
+          <w:rFonts w:ascii="Times New Roman" w:hAnsi="Times New Roman" w:eastAsia="Times New Roman"/>
+          <w:sz w:val="15"/>
+          <w:szCs w:val="15"/>
+        </w:rPr>
+        <w:t xml:space="preserve">　Department of Philosophy, Example University; E-mail: first@example.edu</w:t>
+      </w:r>
+    </w:p>
+    <w:p>
+      <w:pPr>
+        <w:pStyle w:val="FootnoteText"/>
+        <w:spacing w:before="0" w:after="0" w:line="234" w:lineRule="exact"/>
+        <w:ind w:left="300" w:leftChars="0"/>
+      </w:pPr>
+      <w:r>
+        <w:rPr>
+          <w:rFonts w:ascii="Times New Roman" w:hAnsi="Times New Roman" w:eastAsia="Times New Roman"/>
+          <w:sz w:val="15"/>
+          <w:szCs w:val="15"/>
+        </w:rPr>
+        <w:t xml:space="preserve">Second Author</w:t>
       </w:r>
       <w:r>
         <w:rPr>
@@ -1715,7 +1768,30 @@
           <w:sz w:val="15"/>
           <w:szCs w:val="15"/>
         </w:rPr>
-        <w:t xml:space="preserve">Department of Philosophy, Example University; E-mail: xxxx@xxxx.xxx</w:t>
+        <w:t xml:space="preserve">　Department of Philosophy, Example University; E-mail: second@example.edu</w:t>
+      </w:r>
+    </w:p>
+    <w:p>
+      <w:pPr>
+        <w:pStyle w:val="FootnoteText"/>
+        <w:spacing w:before="0" w:after="0" w:line="234" w:lineRule="exact"/>
+        <w:ind w:left="300" w:leftChars="0"/>
+      </w:pPr>
+      <w:r>
+        <w:rPr>
+          <w:rFonts w:ascii="Times New Roman" w:hAnsi="Times New Roman" w:eastAsia="Times New Roman"/>
+          <w:sz w:val="15"/>
+          <w:szCs w:val="15"/>
+        </w:rPr>
+        <w:t xml:space="preserve">Third Author</w:t>
+      </w:r>
+      <w:r>
+        <w:rPr>
+          <w:rFonts w:ascii="Times New Roman" w:hAnsi="Times New Roman" w:eastAsia="Times New Roman"/>
+          <w:sz w:val="15"/>
+          <w:szCs w:val="15"/>
+        </w:rPr>
+        <w:t xml:space="preserve">　School of Philosophy, Example University; E-mail: third@example.edu</w:t>
       </w:r>
     </w:p>
   </w:footnote>

--- a/docs/public/templates/SLCN-submission-template-cn.docx
+++ b/docs/public/templates/SLCN-submission-template-cn.docx
@@ -456,44 +456,50 @@
           <m:rPr>
             <m:sty m:val="p"/>
           </m:rPr>
-          <m:t xml:space="preserve">f(x)=</m:t>
+          <m:t xml:space="preserve">f(x)=(1+</m:t>
         </m:r>
-        <m:f>
-          <m:num>
+        <m:sSup>
+          <m:e>
             <m:r>
               <m:rPr>
                 <m:sty m:val="p"/>
               </m:rPr>
-              <m:t xml:space="preserve">1</m:t>
+              <m:t xml:space="preserve">e</m:t>
             </m:r>
-          </m:num>
-          <m:den>
+          </m:e>
+          <m:sup>
             <m:r>
               <m:rPr>
                 <m:sty m:val="p"/>
               </m:rPr>
-              <m:t xml:space="preserve">1+</m:t>
+              <m:t xml:space="preserve">−x</m:t>
             </m:r>
-            <m:sSup>
-              <m:e>
-                <m:r>
-                  <m:rPr>
-                    <m:sty m:val="p"/>
-                  </m:rPr>
-                  <m:t xml:space="preserve">e</m:t>
-                </m:r>
-              </m:e>
-              <m:sup>
-                <m:r>
-                  <m:rPr>
-                    <m:sty m:val="p"/>
-                  </m:rPr>
-                  <m:t xml:space="preserve">−x</m:t>
-                </m:r>
-              </m:sup>
-            </m:sSup>
-          </m:den>
-        </m:f>
+          </m:sup>
+        </m:sSup>
+        <m:r>
+          <m:rPr>
+            <m:sty m:val="p"/>
+          </m:rPr>
+          <m:t xml:space="preserve">)</m:t>
+        </m:r>
+        <m:sSup>
+          <m:e>
+            <m:r>
+              <m:rPr>
+                <m:sty m:val="p"/>
+              </m:rPr>
+              <m:t xml:space="preserve">)</m:t>
+            </m:r>
+          </m:e>
+          <m:sup>
+            <m:r>
+              <m:rPr>
+                <m:sty m:val="p"/>
+              </m:rPr>
+              <m:t xml:space="preserve">−1</m:t>
+            </m:r>
+          </m:sup>
+        </m:sSup>
       </m:oMath>
       <w:r>
         <w:rPr>
@@ -1097,7 +1103,7 @@
           <w:i w:val="0"/>
           <w:sz w:val="18"/>
         </w:rPr>
-        <w:t>（此处插入图片：请单独成段插入 PNG/JPG）</w:t>
+        <w:t>（此处插入图片：请单独成段插入 PNG/JPG，并另附 PDF/PPT 等矢量源文件）</w:t>
       </w:r>
     </w:p>
     <w:p>
@@ -1290,6 +1296,306 @@
     </w:tbl>
     <w:p>
       <w:pPr>
+        <w:spacing w:before="80" w:after="120" w:line="273" w:lineRule="exact"/>
+        <w:ind w:firstLine="0"/>
+      </w:pPr>
+      <w:r>
+        <w:rPr>
+          <w:rFonts w:ascii="Times New Roman" w:hAnsi="Times New Roman" w:eastAsia="SimSun"/>
+          <w:b w:val="0"/>
+          <w:i w:val="0"/>
+          <w:sz w:val="18"/>
+        </w:rPr>
+        <w:t>注：表格注释写在表格下方的正文段；不要把脚注插入表格单元格（转换时表格内脚注会被丢弃）。</w:t>
+      </w:r>
+    </w:p>
+    <w:p>
+      <w:pPr>
+        <w:pStyle w:val="Heading1"/>
+      </w:pPr>
+      <w:r>
+        <w:rPr>
+          <w:rFonts w:ascii="Times New Roman" w:hAnsi="Times New Roman" w:eastAsia="SimHei"/>
+          <w:b/>
+          <w:i w:val="0"/>
+          <w:sz w:val="24"/>
+        </w:rPr>
+        <w:t>5</w:t>
+      </w:r>
+      <w:r>
+        <w:rPr>
+          <w:rFonts w:ascii="Times New Roman" w:hAnsi="Times New Roman" w:eastAsia="SimHei"/>
+          <w:b w:val="0"/>
+          <w:i w:val="0"/>
+          <w:sz w:val="24"/>
+        </w:rPr>
+        <w:t xml:space="preserve">　</w:t>
+      </w:r>
+      <w:r>
+        <w:rPr>
+          <w:rFonts w:ascii="Times New Roman" w:hAnsi="Times New Roman" w:eastAsia="SimHei"/>
+          <w:b w:val="0"/>
+          <w:i w:val="0"/>
+          <w:sz w:val="24"/>
+        </w:rPr>
+        <w:t>语言与格式</w:t>
+      </w:r>
+    </w:p>
+    <w:p>
+      <w:pPr>
+        <w:pStyle w:val="Heading2"/>
+      </w:pPr>
+      <w:r>
+        <w:rPr>
+          <w:rFonts w:ascii="Times New Roman" w:hAnsi="Times New Roman" w:eastAsia="SimHei"/>
+          <w:b/>
+          <w:i w:val="0"/>
+          <w:sz w:val="21"/>
+        </w:rPr>
+        <w:t>5.1</w:t>
+      </w:r>
+      <w:r>
+        <w:rPr>
+          <w:rFonts w:ascii="Times New Roman" w:hAnsi="Times New Roman" w:eastAsia="SimHei"/>
+          <w:b w:val="0"/>
+          <w:i w:val="0"/>
+          <w:sz w:val="21"/>
+        </w:rPr>
+        <w:t xml:space="preserve">　</w:t>
+      </w:r>
+      <w:r>
+        <w:rPr>
+          <w:rFonts w:ascii="Times New Roman" w:hAnsi="Times New Roman" w:eastAsia="SimHei"/>
+          <w:b w:val="0"/>
+          <w:i w:val="0"/>
+          <w:sz w:val="21"/>
+        </w:rPr>
+        <w:t>标点、数字与连接号</w:t>
+      </w:r>
+    </w:p>
+    <w:p>
+      <w:pPr/>
+      <w:r>
+        <w:rPr>
+          <w:rFonts w:ascii="Times New Roman" w:hAnsi="Times New Roman" w:eastAsia="SimSun"/>
+          <w:b w:val="0"/>
+          <w:i w:val="0"/>
+          <w:sz w:val="21"/>
+        </w:rPr>
+        <w:t>中文正文使用全角标点（，。；：、“”），英文与数字使用半角并在其后留空格；年份写「2024 年」，日期写「2024-10-24」。连接号有三种，不可混用：短横「-」用于编号、日期与字母序号（表2-9、2022-10-08、A-级别）；双短横「–」用于页码范围（第8–12 页）；一字线「—」用于区间（北京—上海、秦岭—淮河）。</w:t>
+      </w:r>
+    </w:p>
+    <w:p>
+      <w:pPr>
+        <w:pStyle w:val="Heading2"/>
+      </w:pPr>
+      <w:r>
+        <w:rPr>
+          <w:rFonts w:ascii="Times New Roman" w:hAnsi="Times New Roman" w:eastAsia="SimHei"/>
+          <w:b/>
+          <w:i w:val="0"/>
+          <w:sz w:val="21"/>
+        </w:rPr>
+        <w:t>5.2</w:t>
+      </w:r>
+      <w:r>
+        <w:rPr>
+          <w:rFonts w:ascii="Times New Roman" w:hAnsi="Times New Roman" w:eastAsia="SimHei"/>
+          <w:b w:val="0"/>
+          <w:i w:val="0"/>
+          <w:sz w:val="21"/>
+        </w:rPr>
+        <w:t xml:space="preserve">　</w:t>
+      </w:r>
+      <w:r>
+        <w:rPr>
+          <w:rFonts w:ascii="Times New Roman" w:hAnsi="Times New Roman" w:eastAsia="SimHei"/>
+          <w:b w:val="0"/>
+          <w:i w:val="0"/>
+          <w:sz w:val="21"/>
+        </w:rPr>
+        <w:t>英文规范</w:t>
+      </w:r>
+    </w:p>
+    <w:p>
+      <w:pPr/>
+      <w:r>
+        <w:rPr>
+          <w:rFonts w:ascii="Times New Roman" w:hAnsi="Times New Roman" w:eastAsia="SimSun"/>
+          <w:b w:val="0"/>
+          <w:i w:val="0"/>
+          <w:sz w:val="21"/>
+        </w:rPr>
+        <w:t>英文引文独立成段、不加引号；大章节标题每词首字母大写，小章节仅句首大写；et al. 与 p. 8–12 的间隔由排版自动缩小；英文破折号用一字线。</w:t>
+      </w:r>
+    </w:p>
+    <w:p>
+      <w:pPr>
+        <w:pStyle w:val="Heading1"/>
+      </w:pPr>
+      <w:r>
+        <w:rPr>
+          <w:rFonts w:ascii="Times New Roman" w:hAnsi="Times New Roman" w:eastAsia="SimHei"/>
+          <w:b/>
+          <w:i w:val="0"/>
+          <w:sz w:val="24"/>
+        </w:rPr>
+        <w:t>6</w:t>
+      </w:r>
+      <w:r>
+        <w:rPr>
+          <w:rFonts w:ascii="Times New Roman" w:hAnsi="Times New Roman" w:eastAsia="SimHei"/>
+          <w:b w:val="0"/>
+          <w:i w:val="0"/>
+          <w:sz w:val="24"/>
+        </w:rPr>
+        <w:t xml:space="preserve">　</w:t>
+      </w:r>
+      <w:r>
+        <w:rPr>
+          <w:rFonts w:ascii="Times New Roman" w:hAnsi="Times New Roman" w:eastAsia="SimHei"/>
+          <w:b w:val="0"/>
+          <w:i w:val="0"/>
+          <w:sz w:val="24"/>
+        </w:rPr>
+        <w:t>长引文与脚注</w:t>
+      </w:r>
+    </w:p>
+    <w:p>
+      <w:pPr>
+        <w:pStyle w:val="Heading2"/>
+      </w:pPr>
+      <w:r>
+        <w:rPr>
+          <w:rFonts w:ascii="Times New Roman" w:hAnsi="Times New Roman" w:eastAsia="SimHei"/>
+          <w:b/>
+          <w:i w:val="0"/>
+          <w:sz w:val="21"/>
+        </w:rPr>
+        <w:t>6.1</w:t>
+      </w:r>
+      <w:r>
+        <w:rPr>
+          <w:rFonts w:ascii="Times New Roman" w:hAnsi="Times New Roman" w:eastAsia="SimHei"/>
+          <w:b w:val="0"/>
+          <w:i w:val="0"/>
+          <w:sz w:val="21"/>
+        </w:rPr>
+        <w:t xml:space="preserve">　</w:t>
+      </w:r>
+      <w:r>
+        <w:rPr>
+          <w:rFonts w:ascii="Times New Roman" w:hAnsi="Times New Roman" w:eastAsia="SimHei"/>
+          <w:b w:val="0"/>
+          <w:i w:val="0"/>
+          <w:sz w:val="21"/>
+        </w:rPr>
+        <w:t>长引文</w:t>
+      </w:r>
+    </w:p>
+    <w:p>
+      <w:pPr>
+        <w:spacing w:before="120" w:after="120" w:line="302" w:lineRule="exact"/>
+        <w:ind w:leftChars="200" w:left="420" w:rightChars="200" w:right="420" w:firstLineChars="200" w:firstLine="420"/>
+      </w:pPr>
+      <w:r>
+        <w:rPr>
+          <w:rFonts w:ascii="Times New Roman" w:hAnsi="Times New Roman" w:eastAsia="KaiTi"/>
+          <w:b w:val="0"/>
+          <w:i w:val="0"/>
+          <w:sz w:val="21"/>
+        </w:rPr>
+        <w:t>长引文独立成段、不加引号，与正文之间留出适当间距；中文与英文引文均按此处理，与 LaTeX 模板的 quotation 环境一致。转换时引擎会按引文长度自动识别，因此长引文请单独成段，不要在引文段落中混排脚注。</w:t>
+      </w:r>
+    </w:p>
+    <w:p>
+      <w:pPr>
+        <w:pStyle w:val="Heading2"/>
+      </w:pPr>
+      <w:r>
+        <w:rPr>
+          <w:rFonts w:ascii="Times New Roman" w:hAnsi="Times New Roman" w:eastAsia="SimHei"/>
+          <w:b/>
+          <w:i w:val="0"/>
+          <w:sz w:val="21"/>
+        </w:rPr>
+        <w:t>6.2</w:t>
+      </w:r>
+      <w:r>
+        <w:rPr>
+          <w:rFonts w:ascii="Times New Roman" w:hAnsi="Times New Roman" w:eastAsia="SimHei"/>
+          <w:b w:val="0"/>
+          <w:i w:val="0"/>
+          <w:sz w:val="21"/>
+        </w:rPr>
+        <w:t xml:space="preserve">　</w:t>
+      </w:r>
+      <w:r>
+        <w:rPr>
+          <w:rFonts w:ascii="Times New Roman" w:hAnsi="Times New Roman" w:eastAsia="SimHei"/>
+          <w:b w:val="0"/>
+          <w:i w:val="0"/>
+          <w:sz w:val="21"/>
+        </w:rPr>
+        <w:t>脚注</w:t>
+      </w:r>
+    </w:p>
+    <w:p>
+      <w:pPr/>
+      <w:r>
+        <w:rPr>
+          <w:rFonts w:ascii="Times New Roman" w:hAnsi="Times New Roman" w:eastAsia="SimSun"/>
+          <w:b w:val="0"/>
+          <w:i w:val="0"/>
+          <w:sz w:val="21"/>
+        </w:rPr>
+        <w:t>脚注标记放在逗号前、句号后，脚注内容以句号结尾；一句话有两处脚注且各对应一部分时，都放在标点前面。表格中的脚注在转换时会被丢弃，表格注释请写在表格下方的正文段（如「注：……」），不要插入表格单元格。</w:t>
+      </w:r>
+    </w:p>
+    <w:p>
+      <w:pPr/>
+      <w:r>
+        <w:rPr>
+          <w:rFonts w:ascii="Times New Roman" w:hAnsi="Times New Roman" w:eastAsia="SimSun"/>
+          <w:b w:val="0"/>
+          <w:i w:val="0"/>
+          <w:sz w:val="21"/>
+        </w:rPr>
+        <w:t>张三说上海下雪了</w:t>
+      </w:r>
+      <w:r>
+        <w:rPr>
+          <w:rStyle w:val="FootnoteReference"/>
+        </w:rPr>
+        <w:footnoteReference w:id="3"/>
+      </w:r>
+      <w:r>
+        <w:rPr>
+          <w:rFonts w:ascii="Times New Roman" w:hAnsi="Times New Roman" w:eastAsia="SimSun"/>
+          <w:b w:val="0"/>
+          <w:i w:val="0"/>
+          <w:sz w:val="21"/>
+        </w:rPr>
+        <w:t>，而李四说面包真好吃</w:t>
+      </w:r>
+      <w:r>
+        <w:rPr>
+          <w:rStyle w:val="FootnoteReference"/>
+        </w:rPr>
+        <w:footnoteReference w:id="4"/>
+      </w:r>
+      <w:r>
+        <w:rPr>
+          <w:rFonts w:ascii="Times New Roman" w:hAnsi="Times New Roman" w:eastAsia="SimSun"/>
+          <w:b w:val="0"/>
+          <w:i w:val="0"/>
+          <w:sz w:val="21"/>
+        </w:rPr>
+        <w:t>。</w:t>
+      </w:r>
+    </w:p>
+    <w:p>
+      <w:pPr>
         <w:keepNext/>
         <w:spacing w:before="340" w:after="210" w:line="312" w:lineRule="exact"/>
         <w:ind w:firstLine="0"/>
@@ -1350,7 +1656,7 @@
           <w:i w:val="0"/>
           <w:sz w:val="18"/>
         </w:rPr>
-        <w:t>[3] 弗雷格，算术基础，王路译，北京：商务印书馆，1998 年。</w:t>
+        <w:t>[3] 弗雷格（著），王路（译），算术基础，北京：商务印书馆，1998 年。</w:t>
       </w:r>
     </w:p>
     <w:p>
@@ -1366,7 +1672,7 @@
           <w:i w:val="0"/>
           <w:sz w:val="18"/>
         </w:rPr>
-        <w:t>[4] 吴梅红，基于动态认知逻辑的多主体系统知识推理研究，2009 年，厦门大学博士学位论文。</w:t>
+        <w:t>[4] 吴梅红，基于动态认知逻辑的多主体系统知识推理研究，博士论文，厦门大学，2009 年。</w:t>
       </w:r>
     </w:p>
     <w:p>
@@ -1382,7 +1688,7 @@
           <w:i w:val="0"/>
           <w:sz w:val="18"/>
         </w:rPr>
-        <w:t>[5] P. Benacerraf, 1981, “Frege: The Last Logicist”, Midwest Studies in Philosophy, 6(1): 17–35.</w:t>
+        <w:t>[5] P. Benacerraf, 1981, “Frege: The last logicist”, Midwest Studies in Philosophy, 6(1): 17–35.</w:t>
       </w:r>
     </w:p>
     <w:p>
@@ -1398,7 +1704,7 @@
           <w:i w:val="0"/>
           <w:sz w:val="18"/>
         </w:rPr>
-        <w:t>[6] K. Gödel, 1995, “Some Basic Theorems on the Foundations of Mathematics and Their Implications”, in S. Feferman et al. (eds.), Kurt Gödel Collected Works, Volume III: Unpublished Essays and Lectures, pp. 304–323, Oxford: Oxford University Press.</w:t>
+        <w:t>[6] K. Gödel, 1995, “Some basic theorems on the foundations of mathematics and their implications”, in S. Feferman et al. (eds.), Kurt Gödel Collected Works, Volume III: Unpublished Essays and Lectures, pp. 304–323, Oxford: Oxford University Press.</w:t>
       </w:r>
     </w:p>
     <w:p>
@@ -1430,7 +1736,7 @@
           <w:i w:val="0"/>
           <w:sz w:val="18"/>
         </w:rPr>
-        <w:t>[8] P. Bartha, 2019, “Analogy and Analogical Reasoning”, in E. N. Zalta (ed.), The Stanford Encyclopedia of Philosophy (Spring 2019 Edition), https://plato.stanford.edu/archives/spr2019/entries/reasoning-analogy/.</w:t>
+        <w:t>[8] P. Bartha, 2019, “Analogy and analogical reasoning”, in E. N. Zalta (ed.), The Stanford Encyclopedia of Philosophy (Spring 2019 Edition), https://plato.stanford.edu/archives/spr2019/entries/reasoning-analogy/.</w:t>
       </w:r>
     </w:p>
     <w:p>
@@ -1479,7 +1785,7 @@
         <w:rPr>
           <w:rStyle w:val="FootnoteReference"/>
         </w:rPr>
-        <w:footnoteReference w:id="3"/>
+        <w:footnoteReference w:id="5"/>
       </w:r>
     </w:p>
     <w:p>
@@ -1733,6 +2039,52 @@
       </w:r>
       <w:r>
         <w:rPr>
+          <w:rFonts w:ascii="Times New Roman" w:hAnsi="Times New Roman" w:eastAsia="SimSun"/>
+          <w:sz w:val="15"/>
+          <w:szCs w:val="15"/>
+        </w:rPr>
+        <w:t xml:space="preserve">这是一个脚注。</w:t>
+      </w:r>
+    </w:p>
+  </w:footnote>
+  <w:footnote w:id="4">
+    <w:p>
+      <w:pPr>
+        <w:pStyle w:val="FootnoteText"/>
+        <w:spacing w:before="0" w:after="0" w:line="234" w:lineRule="exact"/>
+        <w:ind w:left="300" w:leftChars="0"/>
+      </w:pPr>
+      <w:r>
+        <w:rPr>
+          <w:rStyle w:val="FootnoteReference"/>
+        </w:rPr>
+        <w:footnoteRef/>
+      </w:r>
+      <w:r>
+        <w:rPr>
+          <w:rFonts w:ascii="Times New Roman" w:hAnsi="Times New Roman" w:eastAsia="SimSun"/>
+          <w:sz w:val="15"/>
+          <w:szCs w:val="15"/>
+        </w:rPr>
+        <w:t xml:space="preserve">这也是一个脚注。</w:t>
+      </w:r>
+    </w:p>
+  </w:footnote>
+  <w:footnote w:id="5">
+    <w:p>
+      <w:pPr>
+        <w:pStyle w:val="FootnoteText"/>
+        <w:spacing w:before="0" w:after="0" w:line="234" w:lineRule="exact"/>
+        <w:ind w:left="300" w:leftChars="0"/>
+      </w:pPr>
+      <w:r>
+        <w:rPr>
+          <w:rStyle w:val="FootnoteReference"/>
+        </w:rPr>
+        <w:footnoteRef/>
+      </w:r>
+      <w:r>
+        <w:rPr>
           <w:rFonts w:ascii="Times New Roman" w:hAnsi="Times New Roman" w:eastAsia="Times New Roman"/>
           <w:sz w:val="15"/>
           <w:szCs w:val="15"/>
@@ -2163,7 +2515,7 @@
     <w:rsid w:val="00FC693F"/>
     <w:pPr>
       <w:widowControl/>
-      <w:spacing w:before="0" w:after="0" w:line="328" w:lineRule="exact"/>
+      <w:spacing w:before="0" w:after="0" w:line="328" w:lineRule="atLeast"/>
       <w:ind w:firstLine="420"/>
       <w:jc w:val="both"/>
       <w:overflowPunct w:val="0"/>

--- a/docs/public/templates/SLCN-submission-template-cn.docx
+++ b/docs/public/templates/SLCN-submission-template-cn.docx
@@ -1382,7 +1382,61 @@
           <w:i w:val="0"/>
           <w:sz w:val="21"/>
         </w:rPr>
-        <w:t>中文正文使用全角标点（，。；：、“”），英文与数字使用半角并在其后留空格；年份写「2024 年」，日期写「2024-10-24」。连接号有三种，不可混用：短横「-」用于编号、日期与字母序号（表2-9、2022-10-08、A-级别）；双短横「–」用于页码范围（第8–12 页）；一字线「—」用于区间（北京—上海、秦岭—淮河）。</w:t>
+        <w:t>中文正文使用全角标点（，。；：、“”），英文与数字使用半角并在其后留空格；年份写「2024 年」，日期写「2024-10-24」。连接号有三种，不可混用：短横「-」用于编号、日期与字母序号（表2-9、2022-10-08、A-级别）；双短横「–」用于页码范围（第8–12 页）；一字线「</w:t>
+      </w:r>
+      <w:r>
+        <w:rPr>
+          <w:rFonts w:ascii="SimSun" w:hAnsi="SimSun" w:eastAsia="SimSun" w:hint="eastAsia"/>
+          <w:b w:val="0"/>
+          <w:i w:val="0"/>
+          <w:sz w:val="21"/>
+        </w:rPr>
+        <w:t>—</w:t>
+      </w:r>
+      <w:r>
+        <w:rPr>
+          <w:rFonts w:ascii="Times New Roman" w:hAnsi="Times New Roman" w:eastAsia="SimSun"/>
+          <w:b w:val="0"/>
+          <w:i w:val="0"/>
+          <w:sz w:val="21"/>
+        </w:rPr>
+        <w:t>」用于区间（北京</w:t>
+      </w:r>
+      <w:r>
+        <w:rPr>
+          <w:rFonts w:ascii="SimSun" w:hAnsi="SimSun" w:eastAsia="SimSun" w:hint="eastAsia"/>
+          <w:b w:val="0"/>
+          <w:i w:val="0"/>
+          <w:sz w:val="21"/>
+        </w:rPr>
+        <w:t>—</w:t>
+      </w:r>
+      <w:r>
+        <w:rPr>
+          <w:rFonts w:ascii="Times New Roman" w:hAnsi="Times New Roman" w:eastAsia="SimSun"/>
+          <w:b w:val="0"/>
+          <w:i w:val="0"/>
+          <w:sz w:val="21"/>
+        </w:rPr>
+        <w:t>上海、秦岭</w:t>
+      </w:r>
+      <w:r>
+        <w:rPr>
+          <w:rFonts w:ascii="SimSun" w:hAnsi="SimSun" w:eastAsia="SimSun" w:hint="eastAsia"/>
+          <w:b w:val="0"/>
+          <w:i w:val="0"/>
+          <w:sz w:val="21"/>
+        </w:rPr>
+        <w:t>—</w:t>
+      </w:r>
+      <w:r>
+        <w:rPr>
+          <w:rFonts w:ascii="Times New Roman" w:hAnsi="Times New Roman" w:eastAsia="SimSun"/>
+          <w:b w:val="0"/>
+          <w:i w:val="0"/>
+          <w:sz w:val="21"/>
+        </w:rPr>
+        <w:t>淮河）。</w:t>
       </w:r>
     </w:p>
     <w:p>
@@ -1688,7 +1742,25 @@
           <w:i w:val="0"/>
           <w:sz w:val="18"/>
         </w:rPr>
-        <w:t>[5] P. Benacerraf, 1981, “Frege: The last logicist”, Midwest Studies in Philosophy, 6(1): 17–35.</w:t>
+        <w:t xml:space="preserve">[5] P. Benacerraf, 1981, “Frege: The last logicist”, </w:t>
+      </w:r>
+      <w:r>
+        <w:rPr>
+          <w:rFonts w:ascii="Times New Roman" w:hAnsi="Times New Roman" w:eastAsia="SimSun"/>
+          <w:b w:val="0"/>
+          <w:i/>
+          <w:sz w:val="18"/>
+        </w:rPr>
+        <w:t>Midwest Studies in Philosophy</w:t>
+      </w:r>
+      <w:r>
+        <w:rPr>
+          <w:rFonts w:ascii="Times New Roman" w:hAnsi="Times New Roman" w:eastAsia="SimSun"/>
+          <w:b w:val="0"/>
+          <w:i w:val="0"/>
+          <w:sz w:val="18"/>
+        </w:rPr>
+        <w:t>, 6(1): 17–35.</w:t>
       </w:r>
     </w:p>
     <w:p>
@@ -1704,7 +1776,25 @@
           <w:i w:val="0"/>
           <w:sz w:val="18"/>
         </w:rPr>
-        <w:t>[6] K. Gödel, 1995, “Some basic theorems on the foundations of mathematics and their implications”, in S. Feferman et al. (eds.), Kurt Gödel Collected Works, Volume III: Unpublished Essays and Lectures, pp. 304–323, Oxford: Oxford University Press.</w:t>
+        <w:t xml:space="preserve">[6] K. Gödel, 1995, “Some basic theorems on the foundations of mathematics and their implications”, in S. Feferman et al. (eds.), </w:t>
+      </w:r>
+      <w:r>
+        <w:rPr>
+          <w:rFonts w:ascii="Times New Roman" w:hAnsi="Times New Roman" w:eastAsia="SimSun"/>
+          <w:b w:val="0"/>
+          <w:i/>
+          <w:sz w:val="18"/>
+        </w:rPr>
+        <w:t>Kurt Gödel Collected Works, Volume III: Unpublished Essays and Lectures</w:t>
+      </w:r>
+      <w:r>
+        <w:rPr>
+          <w:rFonts w:ascii="Times New Roman" w:hAnsi="Times New Roman" w:eastAsia="SimSun"/>
+          <w:b w:val="0"/>
+          <w:i w:val="0"/>
+          <w:sz w:val="18"/>
+        </w:rPr>
+        <w:t>, pp. 304–323, Oxford: Oxford University Press.</w:t>
       </w:r>
     </w:p>
     <w:p>
@@ -1720,7 +1810,25 @@
           <w:i w:val="0"/>
           <w:sz w:val="18"/>
         </w:rPr>
-        <w:t>[7] J. Bennett, 1988, Events and Their Names, Oxford: Oxford University Press.</w:t>
+        <w:t xml:space="preserve">[7] J. Bennett, 1988, </w:t>
+      </w:r>
+      <w:r>
+        <w:rPr>
+          <w:rFonts w:ascii="Times New Roman" w:hAnsi="Times New Roman" w:eastAsia="SimSun"/>
+          <w:b w:val="0"/>
+          <w:i/>
+          <w:sz w:val="18"/>
+        </w:rPr>
+        <w:t>Events and Their Names</w:t>
+      </w:r>
+      <w:r>
+        <w:rPr>
+          <w:rFonts w:ascii="Times New Roman" w:hAnsi="Times New Roman" w:eastAsia="SimSun"/>
+          <w:b w:val="0"/>
+          <w:i w:val="0"/>
+          <w:sz w:val="18"/>
+        </w:rPr>
+        <w:t>, Oxford: Oxford University Press.</w:t>
       </w:r>
     </w:p>
     <w:p>
@@ -1736,7 +1844,25 @@
           <w:i w:val="0"/>
           <w:sz w:val="18"/>
         </w:rPr>
-        <w:t>[8] P. Bartha, 2019, “Analogy and analogical reasoning”, in E. N. Zalta (ed.), The Stanford Encyclopedia of Philosophy (Spring 2019 Edition), https://plato.stanford.edu/archives/spr2019/entries/reasoning-analogy/.</w:t>
+        <w:t xml:space="preserve">[8] P. Bartha, 2019, “Analogy and analogical reasoning”, in E. N. Zalta (ed.), </w:t>
+      </w:r>
+      <w:r>
+        <w:rPr>
+          <w:rFonts w:ascii="Times New Roman" w:hAnsi="Times New Roman" w:eastAsia="SimSun"/>
+          <w:b w:val="0"/>
+          <w:i/>
+          <w:sz w:val="18"/>
+        </w:rPr>
+        <w:t>The Stanford Encyclopedia of Philosophy</w:t>
+      </w:r>
+      <w:r>
+        <w:rPr>
+          <w:rFonts w:ascii="Times New Roman" w:hAnsi="Times New Roman" w:eastAsia="SimSun"/>
+          <w:b w:val="0"/>
+          <w:i w:val="0"/>
+          <w:sz w:val="18"/>
+        </w:rPr>
+        <w:t xml:space="preserve"> (Spring 2019 Edition), https://plato.stanford.edu/archives/spr2019/entries/reasoning-analogy/.</w:t>
       </w:r>
     </w:p>
     <w:p>

--- a/docs/public/templates/SLCN-submission-template-cn.docx
+++ b/docs/public/templates/SLCN-submission-template-cn.docx
@@ -928,6 +928,18 @@
       </m:oMathPara>
     </w:p>
     <w:p>
+      <w:pPr/>
+      <w:r>
+        <w:rPr>
+          <w:rFonts w:ascii="Times New Roman" w:hAnsi="Times New Roman" w:eastAsia="SimSun"/>
+          <w:b w:val="0"/>
+          <w:i w:val="0"/>
+          <w:sz w:val="21"/>
+        </w:rPr>
+        <w:t>公式编号由排版统一生成；Word 稿中无需手工编号（如需占位，可在公式行右侧用制表键写「（1）」，转换后由编辑统一处理）。</w:t>
+      </w:r>
+    </w:p>
+    <w:p>
       <w:pPr>
         <w:pStyle w:val="Heading1"/>
       </w:pPr>
@@ -1056,6 +1068,121 @@
           <w:sz w:val="21"/>
         </w:rPr>
         <w:t xml:space="preserve">　□</w:t>
+      </w:r>
+    </w:p>
+    <w:p>
+      <w:pPr>
+        <w:ind w:firstLine="420"/>
+      </w:pPr>
+      <w:r>
+        <w:rPr>
+          <w:rFonts w:ascii="Times New Roman" w:hAnsi="Times New Roman" w:eastAsia="SimHei"/>
+          <w:b w:val="0"/>
+          <w:i w:val="0"/>
+          <w:sz w:val="21"/>
+        </w:rPr>
+        <w:t>命题1</w:t>
+      </w:r>
+      <w:r>
+        <w:rPr>
+          <w:rFonts w:ascii="Times New Roman" w:hAnsi="Times New Roman" w:eastAsia="KaiTi"/>
+          <w:b w:val="0"/>
+          <w:i w:val="0"/>
+          <w:sz w:val="21"/>
+        </w:rPr>
+        <w:t xml:space="preserve">　若条件成立，则命题成立。</w:t>
+      </w:r>
+    </w:p>
+    <w:p>
+      <w:pPr>
+        <w:ind w:firstLine="420"/>
+      </w:pPr>
+      <w:r>
+        <w:rPr>
+          <w:rFonts w:ascii="Times New Roman" w:hAnsi="Times New Roman" w:eastAsia="SimHei"/>
+          <w:b w:val="0"/>
+          <w:i w:val="0"/>
+          <w:sz w:val="21"/>
+        </w:rPr>
+        <w:t>推论1</w:t>
+      </w:r>
+      <w:r>
+        <w:rPr>
+          <w:rFonts w:ascii="Times New Roman" w:hAnsi="Times New Roman" w:eastAsia="KaiTi"/>
+          <w:b w:val="0"/>
+          <w:i w:val="0"/>
+          <w:sz w:val="21"/>
+        </w:rPr>
+        <w:t xml:space="preserve">　由定理1 可直接推出该结论。</w:t>
+      </w:r>
+    </w:p>
+    <w:p>
+      <w:pPr>
+        <w:ind w:firstLine="420"/>
+      </w:pPr>
+      <w:r>
+        <w:rPr>
+          <w:rFonts w:ascii="Times New Roman" w:hAnsi="Times New Roman" w:eastAsia="SimHei"/>
+          <w:b w:val="0"/>
+          <w:i w:val="0"/>
+          <w:sz w:val="21"/>
+        </w:rPr>
+        <w:t>公理1</w:t>
+      </w:r>
+      <w:r>
+        <w:rPr>
+          <w:rFonts w:ascii="Times New Roman" w:hAnsi="Times New Roman" w:eastAsia="SimSun"/>
+          <w:b w:val="0"/>
+          <w:i w:val="0"/>
+          <w:sz w:val="21"/>
+        </w:rPr>
+        <w:t xml:space="preserve">　以下条件作为公理接受。</w:t>
+      </w:r>
+    </w:p>
+    <w:p>
+      <w:pPr>
+        <w:ind w:firstLine="420"/>
+      </w:pPr>
+      <w:r>
+        <w:rPr>
+          <w:rFonts w:ascii="Times New Roman" w:hAnsi="Times New Roman" w:eastAsia="SimHei"/>
+          <w:b w:val="0"/>
+          <w:i w:val="0"/>
+          <w:sz w:val="21"/>
+        </w:rPr>
+        <w:t>例1</w:t>
+      </w:r>
+      <w:r>
+        <w:rPr>
+          <w:rFonts w:ascii="Times New Roman" w:hAnsi="Times New Roman" w:eastAsia="SimSun"/>
+          <w:b w:val="0"/>
+          <w:i w:val="0"/>
+          <w:sz w:val="21"/>
+        </w:rPr>
+        <w:t xml:space="preserve">　符合定义1 的一个例子。</w:t>
+      </w:r>
+    </w:p>
+    <w:p>
+      <w:pPr>
+        <w:ind w:firstLine="420"/>
+      </w:pPr>
+      <w:r>
+        <w:rPr>
+          <w:rFonts w:ascii="Times New Roman" w:hAnsi="Times New Roman" w:eastAsia="SimHei"/>
+          <w:b w:val="0"/>
+          <w:i w:val="0"/>
+          <w:sz w:val="21"/>
+        </w:rPr>
+        <w:t>注</w:t>
+      </w:r>
+      <w:r>
+        <w:rPr>
+          <w:rFonts w:ascii="Times New Roman" w:hAnsi="Times New Roman" w:eastAsia="SimSun"/>
+          <w:b w:val="0"/>
+          <w:i w:val="0"/>
+          <w:sz w:val="21"/>
+        </w:rPr>
+        <w:t xml:space="preserve">　注不编号；补充说明文字。</w:t>
       </w:r>
     </w:p>
     <w:p>
@@ -1310,6 +1437,18 @@
       </w:r>
     </w:p>
     <w:p>
+      <w:pPr/>
+      <w:r>
+        <w:rPr>
+          <w:rFonts w:ascii="Times New Roman" w:hAnsi="Times New Roman" w:eastAsia="SimSun"/>
+          <w:b w:val="0"/>
+          <w:i w:val="0"/>
+          <w:sz w:val="21"/>
+        </w:rPr>
+        <w:t>图表引用示例：如图1所示、见表1；公式引用写作「式（1）」。</w:t>
+      </w:r>
+    </w:p>
+    <w:p>
       <w:pPr>
         <w:pStyle w:val="Heading1"/>
       </w:pPr>
@@ -1481,6 +1620,18 @@
           <w:sz w:val="21"/>
         </w:rPr>
         <w:t>英文引文独立成段、不加引号；大章节标题每词首字母大写，小章节仅句首大写；et al. 与 p. 8–12 的间隔由排版自动缩小；英文破折号用一字线。</w:t>
+      </w:r>
+    </w:p>
+    <w:p>
+      <w:pPr/>
+      <w:r>
+        <w:rPr>
+          <w:rFonts w:ascii="Times New Roman" w:hAnsi="Times New Roman" w:eastAsia="SimSun"/>
+          <w:b w:val="0"/>
+          <w:i w:val="0"/>
+          <w:sz w:val="21"/>
+        </w:rPr>
+        <w:t>标点与书名号示例：书名、篇名用书名号《》（如《逻辑学研究》）；引号用“”表示引文或术语，引号内再用引号时用‘’；数字与西文前后留半角空格；中文句末用「。」，不要用半角句点。</w:t>
       </w:r>
     </w:p>
     <w:p>

--- a/docs/public/templates/SLCN-submission-template-cn.docx
+++ b/docs/public/templates/SLCN-submission-template-cn.docx
@@ -360,7 +360,7 @@
           <w:i w:val="0"/>
           <w:sz w:val="21"/>
         </w:rPr>
-        <w:t>行内公式与逻辑符号</w:t>
+        <w:t>行内公式</w:t>
       </w:r>
     </w:p>
     <w:p>
@@ -476,12 +476,6 @@
             </m:r>
           </m:sup>
         </m:sSup>
-        <m:r>
-          <m:rPr>
-            <m:sty m:val="p"/>
-          </m:rPr>
-          <m:t xml:space="preserve">)</m:t>
-        </m:r>
         <m:sSup>
           <m:e>
             <m:r>
@@ -628,18 +622,6 @@
       </w:r>
     </w:p>
     <w:p>
-      <w:pPr/>
-      <w:r>
-        <w:rPr>
-          <w:rFonts w:ascii="Times New Roman" w:hAnsi="Times New Roman" w:eastAsia="SimSun"/>
-          <w:b w:val="0"/>
-          <w:i w:val="0"/>
-          <w:sz w:val="21"/>
-        </w:rPr>
-        <w:t>逻辑符号示例（请直接输入 Unicode 字符，不要使用符号字体）：¬、∧、∨、→、↔、∀、∃、⊢、⊨、□、◇、∈、⊆。</w:t>
-      </w:r>
-    </w:p>
-    <w:p>
       <w:pPr>
         <w:pStyle w:val="Heading2"/>
       </w:pPr>
@@ -668,7 +650,7 @@
           <w:i w:val="0"/>
           <w:sz w:val="21"/>
         </w:rPr>
-        <w:t>独立公式</w:t>
+        <w:t>独立公式与编号</w:t>
       </w:r>
     </w:p>
     <w:p>
@@ -936,7 +918,51 @@
           <w:i w:val="0"/>
           <w:sz w:val="21"/>
         </w:rPr>
-        <w:t>公式编号由排版统一生成；Word 稿中无需手工编号（如需占位，可在公式行右侧用制表键写「（1）」，转换后由编辑统一处理）。</w:t>
+        <w:t>公式编号由排版统一生成，Word 稿中无需手工编号；如需占位，可在公式行右侧用制表键写「（1）」，排版时统一处理。</w:t>
+      </w:r>
+    </w:p>
+    <w:p>
+      <w:pPr>
+        <w:pStyle w:val="Heading2"/>
+      </w:pPr>
+      <w:r>
+        <w:rPr>
+          <w:rFonts w:ascii="Times New Roman" w:hAnsi="Times New Roman" w:eastAsia="SimHei"/>
+          <w:b/>
+          <w:i w:val="0"/>
+          <w:sz w:val="21"/>
+        </w:rPr>
+        <w:t>2.3</w:t>
+      </w:r>
+      <w:r>
+        <w:rPr>
+          <w:rFonts w:ascii="Times New Roman" w:hAnsi="Times New Roman" w:eastAsia="SimHei"/>
+          <w:b w:val="0"/>
+          <w:i w:val="0"/>
+          <w:sz w:val="21"/>
+        </w:rPr>
+        <w:t xml:space="preserve">　</w:t>
+      </w:r>
+      <w:r>
+        <w:rPr>
+          <w:rFonts w:ascii="Times New Roman" w:hAnsi="Times New Roman" w:eastAsia="SimHei"/>
+          <w:b w:val="0"/>
+          <w:i w:val="0"/>
+          <w:sz w:val="21"/>
+        </w:rPr>
+        <w:t>逻辑符号</w:t>
+      </w:r>
+    </w:p>
+    <w:p>
+      <w:pPr/>
+      <w:r>
+        <w:rPr>
+          <w:rFonts w:ascii="Times New Roman" w:hAnsi="Times New Roman" w:eastAsia="SimSun"/>
+          <w:b w:val="0"/>
+          <w:i w:val="0"/>
+          <w:sz w:val="21"/>
+        </w:rPr>
+        <w:t>逻辑符号示例（请直接输入 Unicode 字符，不要使用符号字体）：¬、∧、∨、→、↔、∀、∃、⊢、⊨、□、◇、∈、⊆。</w:t>
       </w:r>
     </w:p>
     <w:p>
@@ -1433,7 +1459,7 @@
           <w:i w:val="0"/>
           <w:sz w:val="18"/>
         </w:rPr>
-        <w:t>注：表格注释写在表格下方的正文段；不要把脚注插入表格单元格（转换时表格内脚注会被丢弃）。</w:t>
+        <w:t>注：表格注释写在表格下方的正文段；不要把脚注插入表格单元格。</w:t>
       </w:r>
     </w:p>
     <w:p>
@@ -1477,7 +1503,7 @@
           <w:i w:val="0"/>
           <w:sz w:val="24"/>
         </w:rPr>
-        <w:t>语言与格式</w:t>
+        <w:t>写作规范</w:t>
       </w:r>
     </w:p>
     <w:p>
@@ -1509,7 +1535,7 @@
           <w:i w:val="0"/>
           <w:sz w:val="21"/>
         </w:rPr>
-        <w:t>标点、数字与连接号</w:t>
+        <w:t>标点与书名号</w:t>
       </w:r>
     </w:p>
     <w:p>
@@ -1521,7 +1547,63 @@
           <w:i w:val="0"/>
           <w:sz w:val="21"/>
         </w:rPr>
-        <w:t>中文正文使用全角标点（，。；：、“”），英文与数字使用半角并在其后留空格；年份写「2024 年」，日期写「2024-10-24」。连接号有三种，不可混用：短横「-」用于编号、日期与字母序号（表2-9、2022-10-08、A-级别）；双短横「–」用于页码范围（第8–12 页）；一字线「</w:t>
+        <w:t>中文正文使用全角标点（，。；：、“”），英文与数字使用半角并在其后留空格；中文句末用「。」，不要用半角句点。</w:t>
+      </w:r>
+    </w:p>
+    <w:p>
+      <w:pPr/>
+      <w:r>
+        <w:rPr>
+          <w:rFonts w:ascii="Times New Roman" w:hAnsi="Times New Roman" w:eastAsia="SimSun"/>
+          <w:b w:val="0"/>
+          <w:i w:val="0"/>
+          <w:sz w:val="21"/>
+        </w:rPr>
+        <w:t>书名、篇名用书名号《》（如《逻辑学研究》）；引号用“”表示引文或术语，引号内再用引号时用‘’。</w:t>
+      </w:r>
+    </w:p>
+    <w:p>
+      <w:pPr>
+        <w:pStyle w:val="Heading2"/>
+      </w:pPr>
+      <w:r>
+        <w:rPr>
+          <w:rFonts w:ascii="Times New Roman" w:hAnsi="Times New Roman" w:eastAsia="SimHei"/>
+          <w:b/>
+          <w:i w:val="0"/>
+          <w:sz w:val="21"/>
+        </w:rPr>
+        <w:t>5.2</w:t>
+      </w:r>
+      <w:r>
+        <w:rPr>
+          <w:rFonts w:ascii="Times New Roman" w:hAnsi="Times New Roman" w:eastAsia="SimHei"/>
+          <w:b w:val="0"/>
+          <w:i w:val="0"/>
+          <w:sz w:val="21"/>
+        </w:rPr>
+        <w:t xml:space="preserve">　</w:t>
+      </w:r>
+      <w:r>
+        <w:rPr>
+          <w:rFonts w:ascii="Times New Roman" w:hAnsi="Times New Roman" w:eastAsia="SimHei"/>
+          <w:b w:val="0"/>
+          <w:i w:val="0"/>
+          <w:sz w:val="21"/>
+        </w:rPr>
+        <w:t>数字与连接号</w:t>
+      </w:r>
+    </w:p>
+    <w:p>
+      <w:pPr/>
+      <w:r>
+        <w:rPr>
+          <w:rFonts w:ascii="Times New Roman" w:hAnsi="Times New Roman" w:eastAsia="SimSun"/>
+          <w:b w:val="0"/>
+          <w:i w:val="0"/>
+          <w:sz w:val="21"/>
+        </w:rPr>
+        <w:t>年份写「2024 年」，日期写「2024-10-24」。连接号有三种，不可混用：短横「-」用于编号、日期与字母序号（表2-9、2022-10-08、A-级别）；双短横「–」用于页码范围（第8–12 页）；一字线「</w:t>
       </w:r>
       <w:r>
         <w:rPr>
@@ -1589,7 +1671,7 @@
           <w:i w:val="0"/>
           <w:sz w:val="21"/>
         </w:rPr>
-        <w:t>5.2</w:t>
+        <w:t>5.3</w:t>
       </w:r>
       <w:r>
         <w:rPr>
@@ -1623,50 +1705,6 @@
       </w:r>
     </w:p>
     <w:p>
-      <w:pPr/>
-      <w:r>
-        <w:rPr>
-          <w:rFonts w:ascii="Times New Roman" w:hAnsi="Times New Roman" w:eastAsia="SimSun"/>
-          <w:b w:val="0"/>
-          <w:i w:val="0"/>
-          <w:sz w:val="21"/>
-        </w:rPr>
-        <w:t>标点与书名号示例：书名、篇名用书名号《》（如《逻辑学研究》）；引号用“”表示引文或术语，引号内再用引号时用‘’；数字与西文前后留半角空格；中文句末用「。」，不要用半角句点。</w:t>
-      </w:r>
-    </w:p>
-    <w:p>
-      <w:pPr>
-        <w:pStyle w:val="Heading1"/>
-      </w:pPr>
-      <w:r>
-        <w:rPr>
-          <w:rFonts w:ascii="Times New Roman" w:hAnsi="Times New Roman" w:eastAsia="SimHei"/>
-          <w:b/>
-          <w:i w:val="0"/>
-          <w:sz w:val="24"/>
-        </w:rPr>
-        <w:t>6</w:t>
-      </w:r>
-      <w:r>
-        <w:rPr>
-          <w:rFonts w:ascii="Times New Roman" w:hAnsi="Times New Roman" w:eastAsia="SimHei"/>
-          <w:b w:val="0"/>
-          <w:i w:val="0"/>
-          <w:sz w:val="24"/>
-        </w:rPr>
-        <w:t xml:space="preserve">　</w:t>
-      </w:r>
-      <w:r>
-        <w:rPr>
-          <w:rFonts w:ascii="Times New Roman" w:hAnsi="Times New Roman" w:eastAsia="SimHei"/>
-          <w:b w:val="0"/>
-          <w:i w:val="0"/>
-          <w:sz w:val="24"/>
-        </w:rPr>
-        <w:t>长引文与脚注</w:t>
-      </w:r>
-    </w:p>
-    <w:p>
       <w:pPr>
         <w:pStyle w:val="Heading2"/>
       </w:pPr>
@@ -1677,7 +1715,7 @@
           <w:i w:val="0"/>
           <w:sz w:val="21"/>
         </w:rPr>
-        <w:t>6.1</w:t>
+        <w:t>5.4</w:t>
       </w:r>
       <w:r>
         <w:rPr>
@@ -1710,7 +1748,7 @@
           <w:i w:val="0"/>
           <w:sz w:val="21"/>
         </w:rPr>
-        <w:t>长引文独立成段、不加引号，与正文之间留出适当间距；中文与英文引文均按此处理，与 LaTeX 模板的 quotation 环境一致。转换时引擎会按引文长度自动识别，因此长引文请单独成段，不要在引文段落中混排脚注。</w:t>
+        <w:t>长引文独立成段、不加引号，与正文之间留出适当间距；中文与英文引文均按此处理。长引文请单独成段，不要在引文段落中混排脚注。</w:t>
       </w:r>
     </w:p>
     <w:p>
@@ -1724,7 +1762,7 @@
           <w:i w:val="0"/>
           <w:sz w:val="21"/>
         </w:rPr>
-        <w:t>6.2</w:t>
+        <w:t>5.5</w:t>
       </w:r>
       <w:r>
         <w:rPr>
@@ -1754,7 +1792,7 @@
           <w:i w:val="0"/>
           <w:sz w:val="21"/>
         </w:rPr>
-        <w:t>脚注标记放在逗号前、句号后，脚注内容以句号结尾；一句话有两处脚注且各对应一部分时，都放在标点前面。表格中的脚注在转换时会被丢弃，表格注释请写在表格下方的正文段（如「注：……」），不要插入表格单元格。</w:t>
+        <w:t>脚注标记放在逗号前、句号后，脚注内容以句号结尾；一句话有两处脚注且各对应一部分时，都放在标点前面。表格注释请写在表格下方的正文段（如「注：……」），不要插入表格单元格。</w:t>
       </w:r>
     </w:p>
     <w:p>

--- a/docs/public/templates/SLCN-submission-template-cn.docx
+++ b/docs/public/templates/SLCN-submission-template-cn.docx
@@ -994,7 +994,7 @@
           <w:i w:val="0"/>
           <w:sz w:val="24"/>
         </w:rPr>
-        <w:t>定理、引理与证明</w:t>
+        <w:t>定理与证明</w:t>
       </w:r>
     </w:p>
     <w:p>
@@ -1245,7 +1245,7 @@
     </w:p>
     <w:p>
       <w:pPr>
-        <w:spacing w:before="200" w:after="40" w:line="273" w:lineRule="exact"/>
+        <w:spacing w:before="200" w:after="40" w:line="240" w:lineRule="auto"/>
         <w:ind w:firstLine="0"/>
         <w:jc w:val="center"/>
       </w:pPr>
@@ -1256,7 +1256,38 @@
           <w:i w:val="0"/>
           <w:sz w:val="18"/>
         </w:rPr>
-        <w:t>（此处插入图片：请单独成段插入 PNG/JPG，并另附 PDF/PPT 等矢量源文件）</w:t>
+        <w:drawing>
+          <wp:inline xmlns:a="http://schemas.openxmlformats.org/drawingml/2006/main" xmlns:pic="http://schemas.openxmlformats.org/drawingml/2006/picture">
+            <wp:extent cx="3240000" cy="1080000"/>
+            <wp:docPr id="1" name="Picture 1"/>
+            <wp:cNvGraphicFramePr>
+              <a:graphicFrameLocks noChangeAspect="1"/>
+            </wp:cNvGraphicFramePr>
+            <a:graphic>
+              <a:graphicData uri="http://schemas.openxmlformats.org/drawingml/2006/picture">
+                <pic:pic>
+                  <pic:nvPicPr>
+                    <pic:cNvPr id="0" name="example-figure.png"/>
+                    <pic:cNvPicPr/>
+                  </pic:nvPicPr>
+                  <pic:blipFill>
+                    <a:blip r:embed="rId10"/>
+                    <a:stretch>
+                      <a:fillRect/>
+                    </a:stretch>
+                  </pic:blipFill>
+                  <pic:spPr>
+                    <a:xfrm>
+                      <a:off x="0" y="0"/>
+                      <a:ext cx="3240000" cy="1080000"/>
+                    </a:xfrm>
+                    <a:prstGeom prst="rect"/>
+                  </pic:spPr>
+                </pic:pic>
+              </a:graphicData>
+            </a:graphic>
+          </wp:inline>
+        </w:drawing>
       </w:r>
     </w:p>
     <w:p>
@@ -2140,7 +2171,6 @@
       <w:pgSz w:w="9978" w:h="14173"/>
       <w:pgMar w:top="1604" w:right="1054" w:bottom="1060" w:left="1553" w:header="975" w:footer="567" w:gutter="0"/>
       <w:cols w:space="720"/>
-      <w:docGrid w:linePitch="360"/>
     </w:sectPr>
   </w:body>
 </w:document>

--- a/docs/public/templates/SLCN-submission-template-cn.docx
+++ b/docs/public/templates/SLCN-submission-template-cn.docx
@@ -1258,7 +1258,7 @@
         </w:rPr>
         <w:drawing>
           <wp:inline xmlns:a="http://schemas.openxmlformats.org/drawingml/2006/main" xmlns:pic="http://schemas.openxmlformats.org/drawingml/2006/picture">
-            <wp:extent cx="3240000" cy="1080000"/>
+            <wp:extent cx="3240000" cy="1296000"/>
             <wp:docPr id="1" name="Picture 1"/>
             <wp:cNvGraphicFramePr>
               <a:graphicFrameLocks noChangeAspect="1"/>
@@ -1279,7 +1279,7 @@
                   <pic:spPr>
                     <a:xfrm>
                       <a:off x="0" y="0"/>
-                      <a:ext cx="3240000" cy="1080000"/>
+                      <a:ext cx="3240000" cy="1296000"/>
                     </a:xfrm>
                     <a:prstGeom prst="rect"/>
                   </pic:spPr>
@@ -1302,21 +1302,6 @@
           <w:sz w:val="21"/>
         </w:rPr>
         <w:t>图1: 图题示例</w:t>
-      </w:r>
-    </w:p>
-    <w:p>
-      <w:pPr>
-        <w:pStyle w:val="Caption"/>
-        <w:keepNext/>
-      </w:pPr>
-      <w:r>
-        <w:rPr>
-          <w:rFonts w:ascii="Times New Roman" w:hAnsi="Times New Roman" w:eastAsia="SimSun"/>
-          <w:b w:val="0"/>
-          <w:i w:val="0"/>
-          <w:sz w:val="21"/>
-        </w:rPr>
-        <w:t>表1: 表题示例</w:t>
       </w:r>
     </w:p>
     <w:tbl>
@@ -1480,7 +1465,22 @@
     </w:tbl>
     <w:p>
       <w:pPr>
-        <w:spacing w:before="80" w:after="120" w:line="273" w:lineRule="exact"/>
+        <w:pStyle w:val="Caption"/>
+        <w:keepNext/>
+      </w:pPr>
+      <w:r>
+        <w:rPr>
+          <w:rFonts w:ascii="Times New Roman" w:hAnsi="Times New Roman" w:eastAsia="SimSun"/>
+          <w:b w:val="0"/>
+          <w:i w:val="0"/>
+          <w:sz w:val="21"/>
+        </w:rPr>
+        <w:t>表1: 表题示例</w:t>
+      </w:r>
+    </w:p>
+    <w:p>
+      <w:pPr>
+        <w:spacing w:before="40" w:after="120" w:line="273" w:lineRule="exact"/>
         <w:ind w:firstLine="0"/>
       </w:pPr>
       <w:r>

--- a/docs/public/templates/SLCN-submission-template-cn.docx
+++ b/docs/public/templates/SLCN-submission-template-cn.docx
@@ -138,6 +138,21 @@
           <w:sz w:val="18"/>
         </w:rPr>
         <w:t>A</w:t>
+      </w:r>
+    </w:p>
+    <w:p>
+      <w:pPr>
+        <w:spacing w:before="40" w:after="0" w:line="273" w:lineRule="exact"/>
+        <w:ind w:firstLine="0" w:left="284" w:leftChars="0"/>
+      </w:pPr>
+      <w:r>
+        <w:rPr>
+          <w:rFonts w:ascii="Times New Roman" w:hAnsi="Times New Roman" w:eastAsia="SimSun"/>
+          <w:b w:val="0"/>
+          <w:i w:val="0"/>
+          <w:sz w:val="18"/>
+        </w:rPr>
+        <w:t>说明：分类号与文献标识码在 Word 稿中保留一行即可；标题页由排版固定印刷，正文中重复的同类行会被自动移除，不会重复印刷。</w:t>
       </w:r>
     </w:p>
     <w:p>
@@ -918,7 +933,7 @@
           <w:i w:val="0"/>
           <w:sz w:val="21"/>
         </w:rPr>
-        <w:t>公式编号由排版统一生成，Word 稿中无需手工编号；如需占位，可在公式行右侧用制表键写「（1）」，排版时统一处理。</w:t>
+        <w:t>正文引用公式时写「式（1）」即可；当引用编号与独立公式顺序对齐时，排版系统会自动生成公式编号并联动交叉引用（无需手打编号或占位）。</w:t>
       </w:r>
     </w:p>
     <w:p>
